--- a/SIAOD/sem5-6/lab1/lab1.docx
+++ b/SIAOD/sem5-6/lab1/lab1.docx
@@ -215,7 +215,6 @@
           <w:rFonts w:ascii="Times New Roman" w:hAnsi="Times New Roman" w:cs="Times New Roman"/>
           <w:sz w:val="28"/>
           <w:szCs w:val="28"/>
-          <w:lang w:val="en-US"/>
         </w:rPr>
       </w:pPr>
       <w:r>
@@ -778,20 +777,7 @@
           <w:lang w:val="en-US" w:eastAsia="ru-RU"/>
           <w14:ligatures w14:val="none"/>
         </w:rPr>
-        <w:t>linear_</w:t>
-      </w:r>
-      <w:proofErr w:type="gramStart"/>
-      <w:r>
-        <w:rPr>
-          <w:rFonts w:ascii="Consolas" w:eastAsia="Times New Roman" w:hAnsi="Consolas" w:cs="Times New Roman"/>
-          <w:color w:val="D2A8FF"/>
-          <w:kern w:val="0"/>
-          <w:sz w:val="21"/>
-          <w:szCs w:val="21"/>
-          <w:lang w:val="en-US" w:eastAsia="ru-RU"/>
-          <w14:ligatures w14:val="none"/>
-        </w:rPr>
-        <w:t>search</w:t>
+        <w:t>linear_search</w:t>
       </w:r>
       <w:proofErr w:type="spellEnd"/>
       <w:r>
@@ -806,7 +792,6 @@
         </w:rPr>
         <w:t>(</w:t>
       </w:r>
-      <w:proofErr w:type="gramEnd"/>
       <w:r>
         <w:rPr>
           <w:rFonts w:ascii="Consolas" w:eastAsia="Times New Roman" w:hAnsi="Consolas" w:cs="Times New Roman"/>
@@ -1344,7 +1329,6 @@
         <w:t xml:space="preserve"> </w:t>
       </w:r>
       <w:proofErr w:type="spellStart"/>
-      <w:proofErr w:type="gramStart"/>
       <w:r>
         <w:rPr>
           <w:rFonts w:ascii="Consolas" w:eastAsia="Times New Roman" w:hAnsi="Consolas" w:cs="Times New Roman"/>
@@ -1368,20 +1352,7 @@
           <w:lang w:eastAsia="ru-RU"/>
           <w14:ligatures w14:val="none"/>
         </w:rPr>
-        <w:t>(</w:t>
-      </w:r>
-      <w:proofErr w:type="gramEnd"/>
-      <w:r>
-        <w:rPr>
-          <w:rFonts w:ascii="Consolas" w:eastAsia="Times New Roman" w:hAnsi="Consolas" w:cs="Times New Roman"/>
-          <w:color w:val="BBBEBF"/>
-          <w:kern w:val="0"/>
-          <w:sz w:val="21"/>
-          <w:szCs w:val="21"/>
-          <w:lang w:eastAsia="ru-RU"/>
-          <w14:ligatures w14:val="none"/>
-        </w:rPr>
-        <w:t>):</w:t>
+        <w:t>():</w:t>
       </w:r>
     </w:p>
     <w:p>
@@ -1411,7 +1382,6 @@
         <w:t xml:space="preserve">    </w:t>
       </w:r>
       <w:proofErr w:type="spellStart"/>
-      <w:proofErr w:type="gramStart"/>
       <w:r>
         <w:rPr>
           <w:rFonts w:ascii="Consolas" w:eastAsia="Times New Roman" w:hAnsi="Consolas" w:cs="Times New Roman"/>
@@ -1437,7 +1407,6 @@
         </w:rPr>
         <w:t>(</w:t>
       </w:r>
-      <w:proofErr w:type="gramEnd"/>
       <w:r>
         <w:rPr>
           <w:rFonts w:ascii="Consolas" w:eastAsia="Times New Roman" w:hAnsi="Consolas" w:cs="Times New Roman"/>
@@ -1561,7 +1530,6 @@
         </w:rPr>
         <w:t>(</w:t>
       </w:r>
-      <w:proofErr w:type="gramStart"/>
       <w:r>
         <w:rPr>
           <w:rFonts w:ascii="Consolas" w:eastAsia="Times New Roman" w:hAnsi="Consolas" w:cs="Times New Roman"/>
@@ -1586,7 +1554,6 @@
         </w:rPr>
         <w:t>(</w:t>
       </w:r>
-      <w:proofErr w:type="gramEnd"/>
       <w:r>
         <w:rPr>
           <w:rFonts w:ascii="Consolas" w:eastAsia="Times New Roman" w:hAnsi="Consolas" w:cs="Times New Roman"/>
@@ -1714,7 +1681,6 @@
         <w:t xml:space="preserve"> </w:t>
       </w:r>
       <w:proofErr w:type="spellStart"/>
-      <w:proofErr w:type="gramStart"/>
       <w:r>
         <w:rPr>
           <w:rFonts w:ascii="Consolas" w:eastAsia="Times New Roman" w:hAnsi="Consolas" w:cs="Times New Roman"/>
@@ -1749,33 +1715,7 @@
           <w:lang w:val="en-US" w:eastAsia="ru-RU"/>
           <w14:ligatures w14:val="none"/>
         </w:rPr>
-        <w:t>perf</w:t>
-      </w:r>
-      <w:proofErr w:type="gramEnd"/>
-      <w:r>
-        <w:rPr>
-          <w:rFonts w:ascii="Consolas" w:eastAsia="Times New Roman" w:hAnsi="Consolas" w:cs="Times New Roman"/>
-          <w:color w:val="D2A8FF"/>
-          <w:kern w:val="0"/>
-          <w:sz w:val="21"/>
-          <w:szCs w:val="21"/>
-          <w:lang w:val="en-US" w:eastAsia="ru-RU"/>
-          <w14:ligatures w14:val="none"/>
-        </w:rPr>
-        <w:t>_</w:t>
-      </w:r>
-      <w:proofErr w:type="gramStart"/>
-      <w:r>
-        <w:rPr>
-          <w:rFonts w:ascii="Consolas" w:eastAsia="Times New Roman" w:hAnsi="Consolas" w:cs="Times New Roman"/>
-          <w:color w:val="D2A8FF"/>
-          <w:kern w:val="0"/>
-          <w:sz w:val="21"/>
-          <w:szCs w:val="21"/>
-          <w:lang w:val="en-US" w:eastAsia="ru-RU"/>
-          <w14:ligatures w14:val="none"/>
-        </w:rPr>
-        <w:t>counter</w:t>
+        <w:t>perf_counter</w:t>
       </w:r>
       <w:proofErr w:type="spellEnd"/>
       <w:r>
@@ -1788,20 +1728,7 @@
           <w:lang w:val="en-US" w:eastAsia="ru-RU"/>
           <w14:ligatures w14:val="none"/>
         </w:rPr>
-        <w:t>(</w:t>
-      </w:r>
-      <w:proofErr w:type="gramEnd"/>
-      <w:r>
-        <w:rPr>
-          <w:rFonts w:ascii="Consolas" w:eastAsia="Times New Roman" w:hAnsi="Consolas" w:cs="Times New Roman"/>
-          <w:color w:val="BBBEBF"/>
-          <w:kern w:val="0"/>
-          <w:sz w:val="21"/>
-          <w:szCs w:val="21"/>
-          <w:lang w:val="en-US" w:eastAsia="ru-RU"/>
-          <w14:ligatures w14:val="none"/>
-        </w:rPr>
-        <w:t>)</w:t>
+        <w:t>()</w:t>
       </w:r>
     </w:p>
     <w:p>
@@ -1878,7 +1805,6 @@
         </w:rPr>
         <w:t xml:space="preserve"> </w:t>
       </w:r>
-      <w:proofErr w:type="gramStart"/>
       <w:r>
         <w:rPr>
           <w:rFonts w:ascii="Consolas" w:eastAsia="Times New Roman" w:hAnsi="Consolas" w:cs="Times New Roman"/>
@@ -1903,7 +1829,6 @@
         </w:rPr>
         <w:t>[</w:t>
       </w:r>
-      <w:proofErr w:type="gramEnd"/>
       <w:r>
         <w:rPr>
           <w:rFonts w:ascii="Consolas" w:eastAsia="Times New Roman" w:hAnsi="Consolas" w:cs="Times New Roman"/>
@@ -1955,7 +1880,6 @@
         </w:rPr>
         <w:t xml:space="preserve">    </w:t>
       </w:r>
-      <w:proofErr w:type="gramStart"/>
       <w:r>
         <w:rPr>
           <w:rFonts w:ascii="Consolas" w:eastAsia="Times New Roman" w:hAnsi="Consolas" w:cs="Times New Roman"/>
@@ -1980,7 +1904,6 @@
         </w:rPr>
         <w:t>(</w:t>
       </w:r>
-      <w:proofErr w:type="gramEnd"/>
       <w:r>
         <w:rPr>
           <w:rFonts w:ascii="Consolas" w:eastAsia="Times New Roman" w:hAnsi="Consolas" w:cs="Times New Roman"/>
@@ -2114,7 +2037,6 @@
         <w:t>{</w:t>
       </w:r>
       <w:proofErr w:type="spellStart"/>
-      <w:proofErr w:type="gramStart"/>
       <w:r>
         <w:rPr>
           <w:rFonts w:ascii="Consolas" w:eastAsia="Times New Roman" w:hAnsi="Consolas" w:cs="Times New Roman"/>
@@ -2149,33 +2071,7 @@
           <w:lang w:val="en-US" w:eastAsia="ru-RU"/>
           <w14:ligatures w14:val="none"/>
         </w:rPr>
-        <w:t>perf</w:t>
-      </w:r>
-      <w:proofErr w:type="gramEnd"/>
-      <w:r>
-        <w:rPr>
-          <w:rFonts w:ascii="Consolas" w:eastAsia="Times New Roman" w:hAnsi="Consolas" w:cs="Times New Roman"/>
-          <w:color w:val="D2A8FF"/>
-          <w:kern w:val="0"/>
-          <w:sz w:val="21"/>
-          <w:szCs w:val="21"/>
-          <w:lang w:val="en-US" w:eastAsia="ru-RU"/>
-          <w14:ligatures w14:val="none"/>
-        </w:rPr>
-        <w:t>_</w:t>
-      </w:r>
-      <w:proofErr w:type="gramStart"/>
-      <w:r>
-        <w:rPr>
-          <w:rFonts w:ascii="Consolas" w:eastAsia="Times New Roman" w:hAnsi="Consolas" w:cs="Times New Roman"/>
-          <w:color w:val="D2A8FF"/>
-          <w:kern w:val="0"/>
-          <w:sz w:val="21"/>
-          <w:szCs w:val="21"/>
-          <w:lang w:val="en-US" w:eastAsia="ru-RU"/>
-          <w14:ligatures w14:val="none"/>
-        </w:rPr>
-        <w:t>counter</w:t>
+        <w:t>perf_counter</w:t>
       </w:r>
       <w:proofErr w:type="spellEnd"/>
       <w:r>
@@ -2188,20 +2084,7 @@
           <w:lang w:val="en-US" w:eastAsia="ru-RU"/>
           <w14:ligatures w14:val="none"/>
         </w:rPr>
-        <w:t>(</w:t>
-      </w:r>
-      <w:proofErr w:type="gramEnd"/>
-      <w:r>
-        <w:rPr>
-          <w:rFonts w:ascii="Consolas" w:eastAsia="Times New Roman" w:hAnsi="Consolas" w:cs="Times New Roman"/>
-          <w:color w:val="BBBEBF"/>
-          <w:kern w:val="0"/>
-          <w:sz w:val="21"/>
-          <w:szCs w:val="21"/>
-          <w:lang w:val="en-US" w:eastAsia="ru-RU"/>
-          <w14:ligatures w14:val="none"/>
-        </w:rPr>
-        <w:t xml:space="preserve">) </w:t>
+        <w:t xml:space="preserve">() </w:t>
       </w:r>
       <w:r>
         <w:rPr>
@@ -2402,7 +2285,6 @@
         <w:t xml:space="preserve"> </w:t>
       </w:r>
       <w:proofErr w:type="spellStart"/>
-      <w:proofErr w:type="gramStart"/>
       <w:r>
         <w:rPr>
           <w:rFonts w:ascii="Consolas" w:eastAsia="Times New Roman" w:hAnsi="Consolas" w:cs="Times New Roman"/>
@@ -2437,33 +2319,7 @@
           <w:lang w:val="en-US" w:eastAsia="ru-RU"/>
           <w14:ligatures w14:val="none"/>
         </w:rPr>
-        <w:t>perf</w:t>
-      </w:r>
-      <w:proofErr w:type="gramEnd"/>
-      <w:r>
-        <w:rPr>
-          <w:rFonts w:ascii="Consolas" w:eastAsia="Times New Roman" w:hAnsi="Consolas" w:cs="Times New Roman"/>
-          <w:color w:val="D2A8FF"/>
-          <w:kern w:val="0"/>
-          <w:sz w:val="21"/>
-          <w:szCs w:val="21"/>
-          <w:lang w:val="en-US" w:eastAsia="ru-RU"/>
-          <w14:ligatures w14:val="none"/>
-        </w:rPr>
-        <w:t>_</w:t>
-      </w:r>
-      <w:proofErr w:type="gramStart"/>
-      <w:r>
-        <w:rPr>
-          <w:rFonts w:ascii="Consolas" w:eastAsia="Times New Roman" w:hAnsi="Consolas" w:cs="Times New Roman"/>
-          <w:color w:val="D2A8FF"/>
-          <w:kern w:val="0"/>
-          <w:sz w:val="21"/>
-          <w:szCs w:val="21"/>
-          <w:lang w:val="en-US" w:eastAsia="ru-RU"/>
-          <w14:ligatures w14:val="none"/>
-        </w:rPr>
-        <w:t>counter</w:t>
+        <w:t>perf_counter</w:t>
       </w:r>
       <w:proofErr w:type="spellEnd"/>
       <w:r>
@@ -2476,20 +2332,7 @@
           <w:lang w:val="en-US" w:eastAsia="ru-RU"/>
           <w14:ligatures w14:val="none"/>
         </w:rPr>
-        <w:t>(</w:t>
-      </w:r>
-      <w:proofErr w:type="gramEnd"/>
-      <w:r>
-        <w:rPr>
-          <w:rFonts w:ascii="Consolas" w:eastAsia="Times New Roman" w:hAnsi="Consolas" w:cs="Times New Roman"/>
-          <w:color w:val="BBBEBF"/>
-          <w:kern w:val="0"/>
-          <w:sz w:val="21"/>
-          <w:szCs w:val="21"/>
-          <w:lang w:val="en-US" w:eastAsia="ru-RU"/>
-          <w14:ligatures w14:val="none"/>
-        </w:rPr>
-        <w:t>)</w:t>
+        <w:t>()</w:t>
       </w:r>
     </w:p>
     <w:p>
@@ -2577,20 +2420,7 @@
           <w:lang w:val="en-US" w:eastAsia="ru-RU"/>
           <w14:ligatures w14:val="none"/>
         </w:rPr>
-        <w:t>linear_</w:t>
-      </w:r>
-      <w:proofErr w:type="gramStart"/>
-      <w:r>
-        <w:rPr>
-          <w:rFonts w:ascii="Consolas" w:eastAsia="Times New Roman" w:hAnsi="Consolas" w:cs="Times New Roman"/>
-          <w:color w:val="D2A8FF"/>
-          <w:kern w:val="0"/>
-          <w:sz w:val="21"/>
-          <w:szCs w:val="21"/>
-          <w:lang w:val="en-US" w:eastAsia="ru-RU"/>
-          <w14:ligatures w14:val="none"/>
-        </w:rPr>
-        <w:t>search</w:t>
+        <w:t>linear_search</w:t>
       </w:r>
       <w:proofErr w:type="spellEnd"/>
       <w:r>
@@ -2605,7 +2435,6 @@
         </w:rPr>
         <w:t>(</w:t>
       </w:r>
-      <w:proofErr w:type="gramEnd"/>
       <w:r>
         <w:rPr>
           <w:rFonts w:ascii="Consolas" w:eastAsia="Times New Roman" w:hAnsi="Consolas" w:cs="Times New Roman"/>
@@ -2681,7 +2510,6 @@
         </w:rPr>
         <w:t xml:space="preserve">    </w:t>
       </w:r>
-      <w:proofErr w:type="gramStart"/>
       <w:r>
         <w:rPr>
           <w:rFonts w:ascii="Consolas" w:eastAsia="Times New Roman" w:hAnsi="Consolas" w:cs="Times New Roman"/>
@@ -2706,7 +2534,6 @@
         </w:rPr>
         <w:t>(</w:t>
       </w:r>
-      <w:proofErr w:type="gramEnd"/>
       <w:r>
         <w:rPr>
           <w:rFonts w:ascii="Consolas" w:eastAsia="Times New Roman" w:hAnsi="Consolas" w:cs="Times New Roman"/>
@@ -2816,7 +2643,6 @@
         <w:t>{</w:t>
       </w:r>
       <w:proofErr w:type="spellStart"/>
-      <w:proofErr w:type="gramStart"/>
       <w:r>
         <w:rPr>
           <w:rFonts w:ascii="Consolas" w:eastAsia="Times New Roman" w:hAnsi="Consolas" w:cs="Times New Roman"/>
@@ -2851,33 +2677,7 @@
           <w:lang w:val="en-US" w:eastAsia="ru-RU"/>
           <w14:ligatures w14:val="none"/>
         </w:rPr>
-        <w:t>perf</w:t>
-      </w:r>
-      <w:proofErr w:type="gramEnd"/>
-      <w:r>
-        <w:rPr>
-          <w:rFonts w:ascii="Consolas" w:eastAsia="Times New Roman" w:hAnsi="Consolas" w:cs="Times New Roman"/>
-          <w:color w:val="D2A8FF"/>
-          <w:kern w:val="0"/>
-          <w:sz w:val="21"/>
-          <w:szCs w:val="21"/>
-          <w:lang w:val="en-US" w:eastAsia="ru-RU"/>
-          <w14:ligatures w14:val="none"/>
-        </w:rPr>
-        <w:t>_</w:t>
-      </w:r>
-      <w:proofErr w:type="gramStart"/>
-      <w:r>
-        <w:rPr>
-          <w:rFonts w:ascii="Consolas" w:eastAsia="Times New Roman" w:hAnsi="Consolas" w:cs="Times New Roman"/>
-          <w:color w:val="D2A8FF"/>
-          <w:kern w:val="0"/>
-          <w:sz w:val="21"/>
-          <w:szCs w:val="21"/>
-          <w:lang w:val="en-US" w:eastAsia="ru-RU"/>
-          <w14:ligatures w14:val="none"/>
-        </w:rPr>
-        <w:t>counter</w:t>
+        <w:t>perf_counter</w:t>
       </w:r>
       <w:proofErr w:type="spellEnd"/>
       <w:r>
@@ -2890,20 +2690,7 @@
           <w:lang w:val="en-US" w:eastAsia="ru-RU"/>
           <w14:ligatures w14:val="none"/>
         </w:rPr>
-        <w:t>(</w:t>
-      </w:r>
-      <w:proofErr w:type="gramEnd"/>
-      <w:r>
-        <w:rPr>
-          <w:rFonts w:ascii="Consolas" w:eastAsia="Times New Roman" w:hAnsi="Consolas" w:cs="Times New Roman"/>
-          <w:color w:val="BBBEBF"/>
-          <w:kern w:val="0"/>
-          <w:sz w:val="21"/>
-          <w:szCs w:val="21"/>
-          <w:lang w:val="en-US" w:eastAsia="ru-RU"/>
-          <w14:ligatures w14:val="none"/>
-        </w:rPr>
-        <w:t xml:space="preserve">) </w:t>
+        <w:t xml:space="preserve">() </w:t>
       </w:r>
       <w:r>
         <w:rPr>
@@ -3168,25 +2955,7 @@
           <w:sz w:val="28"/>
           <w:szCs w:val="28"/>
         </w:rPr>
-        <w:t xml:space="preserve">Доступ по индексу выполняется за </w:t>
-      </w:r>
-      <w:proofErr w:type="gramStart"/>
-      <w:r>
-        <w:rPr>
-          <w:rFonts w:ascii="Times New Roman" w:hAnsi="Times New Roman" w:cs="Times New Roman"/>
-          <w:sz w:val="28"/>
-          <w:szCs w:val="28"/>
-        </w:rPr>
-        <w:t>O(</w:t>
-      </w:r>
-      <w:proofErr w:type="gramEnd"/>
-      <w:r>
-        <w:rPr>
-          <w:rFonts w:ascii="Times New Roman" w:hAnsi="Times New Roman" w:cs="Times New Roman"/>
-          <w:sz w:val="28"/>
-          <w:szCs w:val="28"/>
-        </w:rPr>
-        <w:t>1), а линейный поиск требует последовательного просмотра элементов O(n)</w:t>
+        <w:t>Доступ по индексу выполняется за O(1), а линейный поиск требует последовательного просмотра элементов O(n)</w:t>
       </w:r>
     </w:p>
     <w:p>
@@ -3234,7 +3003,6 @@
         </w:rPr>
       </w:pPr>
       <w:proofErr w:type="spellStart"/>
-      <w:proofErr w:type="gramStart"/>
       <w:r>
         <w:rPr>
           <w:rFonts w:ascii="Consolas" w:eastAsia="Times New Roman" w:hAnsi="Consolas" w:cs="Times New Roman"/>
@@ -3260,7 +3028,6 @@
         </w:rPr>
         <w:t>(</w:t>
       </w:r>
-      <w:proofErr w:type="gramEnd"/>
       <w:r>
         <w:rPr>
           <w:rFonts w:ascii="Consolas" w:eastAsia="Times New Roman" w:hAnsi="Consolas" w:cs="Times New Roman"/>
@@ -3586,7 +3353,6 @@
         </w:rPr>
         <w:t xml:space="preserve"> </w:t>
       </w:r>
-      <w:proofErr w:type="gramStart"/>
       <w:r>
         <w:rPr>
           <w:rFonts w:ascii="Consolas" w:eastAsia="Times New Roman" w:hAnsi="Consolas" w:cs="Times New Roman"/>
@@ -3611,7 +3377,6 @@
         </w:rPr>
         <w:t>(</w:t>
       </w:r>
-      <w:proofErr w:type="gramEnd"/>
       <w:r>
         <w:rPr>
           <w:rFonts w:ascii="Consolas" w:eastAsia="Times New Roman" w:hAnsi="Consolas" w:cs="Times New Roman"/>
@@ -3913,7 +3678,6 @@
         </w:rPr>
         <w:t xml:space="preserve"> </w:t>
       </w:r>
-      <w:proofErr w:type="gramStart"/>
       <w:r>
         <w:rPr>
           <w:rFonts w:ascii="Consolas" w:eastAsia="Times New Roman" w:hAnsi="Consolas" w:cs="Times New Roman"/>
@@ -3938,7 +3702,6 @@
         </w:rPr>
         <w:t>(</w:t>
       </w:r>
-      <w:proofErr w:type="gramEnd"/>
       <w:r>
         <w:rPr>
           <w:rFonts w:ascii="Consolas" w:eastAsia="Times New Roman" w:hAnsi="Consolas" w:cs="Times New Roman"/>
@@ -4153,7 +3916,6 @@
         <w:t xml:space="preserve"> </w:t>
       </w:r>
       <w:proofErr w:type="spellStart"/>
-      <w:proofErr w:type="gramStart"/>
       <w:r>
         <w:rPr>
           <w:rFonts w:ascii="Consolas" w:eastAsia="Times New Roman" w:hAnsi="Consolas" w:cs="Times New Roman"/>
@@ -4188,33 +3950,7 @@
           <w:lang w:val="en-US" w:eastAsia="ru-RU"/>
           <w14:ligatures w14:val="none"/>
         </w:rPr>
-        <w:t>perf</w:t>
-      </w:r>
-      <w:proofErr w:type="gramEnd"/>
-      <w:r>
-        <w:rPr>
-          <w:rFonts w:ascii="Consolas" w:eastAsia="Times New Roman" w:hAnsi="Consolas" w:cs="Times New Roman"/>
-          <w:color w:val="D2A8FF"/>
-          <w:kern w:val="0"/>
-          <w:sz w:val="21"/>
-          <w:szCs w:val="21"/>
-          <w:lang w:val="en-US" w:eastAsia="ru-RU"/>
-          <w14:ligatures w14:val="none"/>
-        </w:rPr>
-        <w:t>_</w:t>
-      </w:r>
-      <w:proofErr w:type="gramStart"/>
-      <w:r>
-        <w:rPr>
-          <w:rFonts w:ascii="Consolas" w:eastAsia="Times New Roman" w:hAnsi="Consolas" w:cs="Times New Roman"/>
-          <w:color w:val="D2A8FF"/>
-          <w:kern w:val="0"/>
-          <w:sz w:val="21"/>
-          <w:szCs w:val="21"/>
-          <w:lang w:val="en-US" w:eastAsia="ru-RU"/>
-          <w14:ligatures w14:val="none"/>
-        </w:rPr>
-        <w:t>counter</w:t>
+        <w:t>perf_counter</w:t>
       </w:r>
       <w:proofErr w:type="spellEnd"/>
       <w:r>
@@ -4227,20 +3963,7 @@
           <w:lang w:val="en-US" w:eastAsia="ru-RU"/>
           <w14:ligatures w14:val="none"/>
         </w:rPr>
-        <w:t>(</w:t>
-      </w:r>
-      <w:proofErr w:type="gramEnd"/>
-      <w:r>
-        <w:rPr>
-          <w:rFonts w:ascii="Consolas" w:eastAsia="Times New Roman" w:hAnsi="Consolas" w:cs="Times New Roman"/>
-          <w:color w:val="BBBEBF"/>
-          <w:kern w:val="0"/>
-          <w:sz w:val="21"/>
-          <w:szCs w:val="21"/>
-          <w:lang w:val="en-US" w:eastAsia="ru-RU"/>
-          <w14:ligatures w14:val="none"/>
-        </w:rPr>
-        <w:t>)</w:t>
+        <w:t>()</w:t>
       </w:r>
     </w:p>
     <w:p>
@@ -4580,7 +4303,6 @@
         </w:rPr>
         <w:t xml:space="preserve">    </w:t>
       </w:r>
-      <w:proofErr w:type="gramStart"/>
       <w:r>
         <w:rPr>
           <w:rFonts w:ascii="Consolas" w:eastAsia="Times New Roman" w:hAnsi="Consolas" w:cs="Times New Roman"/>
@@ -4605,7 +4327,6 @@
         </w:rPr>
         <w:t>(</w:t>
       </w:r>
-      <w:proofErr w:type="gramEnd"/>
       <w:r>
         <w:rPr>
           <w:rFonts w:ascii="Consolas" w:eastAsia="Times New Roman" w:hAnsi="Consolas" w:cs="Times New Roman"/>
@@ -4715,7 +4436,6 @@
         <w:t>{</w:t>
       </w:r>
       <w:proofErr w:type="spellStart"/>
-      <w:proofErr w:type="gramStart"/>
       <w:r>
         <w:rPr>
           <w:rFonts w:ascii="Consolas" w:eastAsia="Times New Roman" w:hAnsi="Consolas" w:cs="Times New Roman"/>
@@ -4750,33 +4470,7 @@
           <w:lang w:val="en-US" w:eastAsia="ru-RU"/>
           <w14:ligatures w14:val="none"/>
         </w:rPr>
-        <w:t>perf</w:t>
-      </w:r>
-      <w:proofErr w:type="gramEnd"/>
-      <w:r>
-        <w:rPr>
-          <w:rFonts w:ascii="Consolas" w:eastAsia="Times New Roman" w:hAnsi="Consolas" w:cs="Times New Roman"/>
-          <w:color w:val="D2A8FF"/>
-          <w:kern w:val="0"/>
-          <w:sz w:val="21"/>
-          <w:szCs w:val="21"/>
-          <w:lang w:val="en-US" w:eastAsia="ru-RU"/>
-          <w14:ligatures w14:val="none"/>
-        </w:rPr>
-        <w:t>_</w:t>
-      </w:r>
-      <w:proofErr w:type="gramStart"/>
-      <w:r>
-        <w:rPr>
-          <w:rFonts w:ascii="Consolas" w:eastAsia="Times New Roman" w:hAnsi="Consolas" w:cs="Times New Roman"/>
-          <w:color w:val="D2A8FF"/>
-          <w:kern w:val="0"/>
-          <w:sz w:val="21"/>
-          <w:szCs w:val="21"/>
-          <w:lang w:val="en-US" w:eastAsia="ru-RU"/>
-          <w14:ligatures w14:val="none"/>
-        </w:rPr>
-        <w:t>counter</w:t>
+        <w:t>perf_counter</w:t>
       </w:r>
       <w:proofErr w:type="spellEnd"/>
       <w:r>
@@ -4789,20 +4483,7 @@
           <w:lang w:val="en-US" w:eastAsia="ru-RU"/>
           <w14:ligatures w14:val="none"/>
         </w:rPr>
-        <w:t>(</w:t>
-      </w:r>
-      <w:proofErr w:type="gramEnd"/>
-      <w:r>
-        <w:rPr>
-          <w:rFonts w:ascii="Consolas" w:eastAsia="Times New Roman" w:hAnsi="Consolas" w:cs="Times New Roman"/>
-          <w:color w:val="BBBEBF"/>
-          <w:kern w:val="0"/>
-          <w:sz w:val="21"/>
-          <w:szCs w:val="21"/>
-          <w:lang w:val="en-US" w:eastAsia="ru-RU"/>
-          <w14:ligatures w14:val="none"/>
-        </w:rPr>
-        <w:t xml:space="preserve">) </w:t>
+        <w:t xml:space="preserve">() </w:t>
       </w:r>
       <w:r>
         <w:rPr>
@@ -5003,7 +4684,6 @@
         <w:t xml:space="preserve"> </w:t>
       </w:r>
       <w:proofErr w:type="spellStart"/>
-      <w:proofErr w:type="gramStart"/>
       <w:r>
         <w:rPr>
           <w:rFonts w:ascii="Consolas" w:eastAsia="Times New Roman" w:hAnsi="Consolas" w:cs="Times New Roman"/>
@@ -5038,33 +4718,7 @@
           <w:lang w:val="en-US" w:eastAsia="ru-RU"/>
           <w14:ligatures w14:val="none"/>
         </w:rPr>
-        <w:t>perf</w:t>
-      </w:r>
-      <w:proofErr w:type="gramEnd"/>
-      <w:r>
-        <w:rPr>
-          <w:rFonts w:ascii="Consolas" w:eastAsia="Times New Roman" w:hAnsi="Consolas" w:cs="Times New Roman"/>
-          <w:color w:val="D2A8FF"/>
-          <w:kern w:val="0"/>
-          <w:sz w:val="21"/>
-          <w:szCs w:val="21"/>
-          <w:lang w:val="en-US" w:eastAsia="ru-RU"/>
-          <w14:ligatures w14:val="none"/>
-        </w:rPr>
-        <w:t>_</w:t>
-      </w:r>
-      <w:proofErr w:type="gramStart"/>
-      <w:r>
-        <w:rPr>
-          <w:rFonts w:ascii="Consolas" w:eastAsia="Times New Roman" w:hAnsi="Consolas" w:cs="Times New Roman"/>
-          <w:color w:val="D2A8FF"/>
-          <w:kern w:val="0"/>
-          <w:sz w:val="21"/>
-          <w:szCs w:val="21"/>
-          <w:lang w:val="en-US" w:eastAsia="ru-RU"/>
-          <w14:ligatures w14:val="none"/>
-        </w:rPr>
-        <w:t>counter</w:t>
+        <w:t>perf_counter</w:t>
       </w:r>
       <w:proofErr w:type="spellEnd"/>
       <w:r>
@@ -5077,20 +4731,7 @@
           <w:lang w:val="en-US" w:eastAsia="ru-RU"/>
           <w14:ligatures w14:val="none"/>
         </w:rPr>
-        <w:t>(</w:t>
-      </w:r>
-      <w:proofErr w:type="gramEnd"/>
-      <w:r>
-        <w:rPr>
-          <w:rFonts w:ascii="Consolas" w:eastAsia="Times New Roman" w:hAnsi="Consolas" w:cs="Times New Roman"/>
-          <w:color w:val="BBBEBF"/>
-          <w:kern w:val="0"/>
-          <w:sz w:val="21"/>
-          <w:szCs w:val="21"/>
-          <w:lang w:val="en-US" w:eastAsia="ru-RU"/>
-          <w14:ligatures w14:val="none"/>
-        </w:rPr>
-        <w:t>)</w:t>
+        <w:t>()</w:t>
       </w:r>
     </w:p>
     <w:p>
@@ -5244,7 +4885,6 @@
         </w:rPr>
         <w:t xml:space="preserve">    </w:t>
       </w:r>
-      <w:proofErr w:type="gramStart"/>
       <w:r>
         <w:rPr>
           <w:rFonts w:ascii="Consolas" w:eastAsia="Times New Roman" w:hAnsi="Consolas" w:cs="Times New Roman"/>
@@ -5269,7 +4909,6 @@
         </w:rPr>
         <w:t>(</w:t>
       </w:r>
-      <w:proofErr w:type="gramEnd"/>
       <w:r>
         <w:rPr>
           <w:rFonts w:ascii="Consolas" w:eastAsia="Times New Roman" w:hAnsi="Consolas" w:cs="Times New Roman"/>
@@ -5379,7 +5018,6 @@
         <w:t>{</w:t>
       </w:r>
       <w:proofErr w:type="spellStart"/>
-      <w:proofErr w:type="gramStart"/>
       <w:r>
         <w:rPr>
           <w:rFonts w:ascii="Consolas" w:eastAsia="Times New Roman" w:hAnsi="Consolas" w:cs="Times New Roman"/>
@@ -5414,33 +5052,7 @@
           <w:lang w:val="en-US" w:eastAsia="ru-RU"/>
           <w14:ligatures w14:val="none"/>
         </w:rPr>
-        <w:t>perf</w:t>
-      </w:r>
-      <w:proofErr w:type="gramEnd"/>
-      <w:r>
-        <w:rPr>
-          <w:rFonts w:ascii="Consolas" w:eastAsia="Times New Roman" w:hAnsi="Consolas" w:cs="Times New Roman"/>
-          <w:color w:val="D2A8FF"/>
-          <w:kern w:val="0"/>
-          <w:sz w:val="21"/>
-          <w:szCs w:val="21"/>
-          <w:lang w:val="en-US" w:eastAsia="ru-RU"/>
-          <w14:ligatures w14:val="none"/>
-        </w:rPr>
-        <w:t>_</w:t>
-      </w:r>
-      <w:proofErr w:type="gramStart"/>
-      <w:r>
-        <w:rPr>
-          <w:rFonts w:ascii="Consolas" w:eastAsia="Times New Roman" w:hAnsi="Consolas" w:cs="Times New Roman"/>
-          <w:color w:val="D2A8FF"/>
-          <w:kern w:val="0"/>
-          <w:sz w:val="21"/>
-          <w:szCs w:val="21"/>
-          <w:lang w:val="en-US" w:eastAsia="ru-RU"/>
-          <w14:ligatures w14:val="none"/>
-        </w:rPr>
-        <w:t>counter</w:t>
+        <w:t>perf_counter</w:t>
       </w:r>
       <w:proofErr w:type="spellEnd"/>
       <w:r>
@@ -5453,20 +5065,7 @@
           <w:lang w:val="en-US" w:eastAsia="ru-RU"/>
           <w14:ligatures w14:val="none"/>
         </w:rPr>
-        <w:t>(</w:t>
-      </w:r>
-      <w:proofErr w:type="gramEnd"/>
-      <w:r>
-        <w:rPr>
-          <w:rFonts w:ascii="Consolas" w:eastAsia="Times New Roman" w:hAnsi="Consolas" w:cs="Times New Roman"/>
-          <w:color w:val="BBBEBF"/>
-          <w:kern w:val="0"/>
-          <w:sz w:val="21"/>
-          <w:szCs w:val="21"/>
-          <w:lang w:val="en-US" w:eastAsia="ru-RU"/>
-          <w14:ligatures w14:val="none"/>
-        </w:rPr>
-        <w:t xml:space="preserve">) </w:t>
+        <w:t xml:space="preserve">() </w:t>
       </w:r>
       <w:r>
         <w:rPr>
@@ -5622,7 +5221,6 @@
           <w:rFonts w:ascii="Times New Roman" w:hAnsi="Times New Roman" w:cs="Times New Roman"/>
           <w:sz w:val="28"/>
           <w:szCs w:val="28"/>
-          <w:lang w:val="en-US"/>
         </w:rPr>
       </w:pPr>
       <w:r>
@@ -5650,7 +5248,6 @@
           <w:rFonts w:ascii="Times New Roman" w:hAnsi="Times New Roman" w:cs="Times New Roman"/>
           <w:sz w:val="28"/>
           <w:szCs w:val="28"/>
-          <w:lang w:val="en-US"/>
         </w:rPr>
       </w:pPr>
     </w:p>
@@ -5724,20 +5321,7 @@
           <w:lang w:val="en-US" w:eastAsia="ru-RU"/>
           <w14:ligatures w14:val="none"/>
         </w:rPr>
-        <w:t>bucket_</w:t>
-      </w:r>
-      <w:proofErr w:type="gramStart"/>
-      <w:r>
-        <w:rPr>
-          <w:rFonts w:ascii="Consolas" w:eastAsia="Times New Roman" w:hAnsi="Consolas" w:cs="Times New Roman"/>
-          <w:color w:val="D2A8FF"/>
-          <w:kern w:val="0"/>
-          <w:sz w:val="21"/>
-          <w:szCs w:val="21"/>
-          <w:lang w:val="en-US" w:eastAsia="ru-RU"/>
-          <w14:ligatures w14:val="none"/>
-        </w:rPr>
-        <w:t>index</w:t>
+        <w:t>bucket_index</w:t>
       </w:r>
       <w:proofErr w:type="spellEnd"/>
       <w:r>
@@ -5752,7 +5336,6 @@
         </w:rPr>
         <w:t>(</w:t>
       </w:r>
-      <w:proofErr w:type="gramEnd"/>
       <w:r>
         <w:rPr>
           <w:rFonts w:ascii="Consolas" w:eastAsia="Times New Roman" w:hAnsi="Consolas" w:cs="Times New Roman"/>
@@ -5977,7 +5560,6 @@
         </w:rPr>
       </w:pPr>
       <w:proofErr w:type="spellStart"/>
-      <w:proofErr w:type="gramStart"/>
       <w:r>
         <w:rPr>
           <w:rFonts w:ascii="Consolas" w:eastAsia="Times New Roman" w:hAnsi="Consolas" w:cs="Times New Roman"/>
@@ -6003,7 +5585,6 @@
         </w:rPr>
         <w:t>(</w:t>
       </w:r>
-      <w:proofErr w:type="gramEnd"/>
       <w:r>
         <w:rPr>
           <w:rFonts w:ascii="Consolas" w:eastAsia="Times New Roman" w:hAnsi="Consolas" w:cs="Times New Roman"/>
@@ -6041,7 +5622,6 @@
         <w:t xml:space="preserve">--- Задание 4: Исследование функции </w:t>
       </w:r>
       <w:proofErr w:type="spellStart"/>
-      <w:proofErr w:type="gramStart"/>
       <w:r>
         <w:rPr>
           <w:rFonts w:ascii="Consolas" w:eastAsia="Times New Roman" w:hAnsi="Consolas" w:cs="Times New Roman"/>
@@ -6065,20 +5645,7 @@
           <w:lang w:eastAsia="ru-RU"/>
           <w14:ligatures w14:val="none"/>
         </w:rPr>
-        <w:t>(</w:t>
-      </w:r>
-      <w:proofErr w:type="gramEnd"/>
-      <w:r>
-        <w:rPr>
-          <w:rFonts w:ascii="Consolas" w:eastAsia="Times New Roman" w:hAnsi="Consolas" w:cs="Times New Roman"/>
-          <w:color w:val="A5D6FF"/>
-          <w:kern w:val="0"/>
-          <w:sz w:val="21"/>
-          <w:szCs w:val="21"/>
-          <w:lang w:eastAsia="ru-RU"/>
-          <w14:ligatures w14:val="none"/>
-        </w:rPr>
-        <w:t>) ---"</w:t>
+        <w:t>() ---"</w:t>
       </w:r>
       <w:r>
         <w:rPr>
@@ -6193,7 +5760,6 @@
         </w:rPr>
         <w:t xml:space="preserve"> </w:t>
       </w:r>
-      <w:proofErr w:type="gramStart"/>
       <w:r>
         <w:rPr>
           <w:rFonts w:ascii="Consolas" w:eastAsia="Times New Roman" w:hAnsi="Consolas" w:cs="Times New Roman"/>
@@ -6218,7 +5784,6 @@
         </w:rPr>
         <w:t>(</w:t>
       </w:r>
-      <w:proofErr w:type="gramEnd"/>
       <w:r>
         <w:rPr>
           <w:rFonts w:ascii="Consolas" w:eastAsia="Times New Roman" w:hAnsi="Consolas" w:cs="Times New Roman"/>
@@ -6319,7 +5884,6 @@
         <w:t xml:space="preserve"> </w:t>
       </w:r>
       <w:proofErr w:type="spellStart"/>
-      <w:proofErr w:type="gramStart"/>
       <w:r>
         <w:rPr>
           <w:rFonts w:ascii="Consolas" w:eastAsia="Times New Roman" w:hAnsi="Consolas" w:cs="Times New Roman"/>
@@ -6357,7 +5921,6 @@
         <w:t>randint</w:t>
       </w:r>
       <w:proofErr w:type="spellEnd"/>
-      <w:proofErr w:type="gramEnd"/>
       <w:r>
         <w:rPr>
           <w:rFonts w:ascii="Consolas" w:eastAsia="Times New Roman" w:hAnsi="Consolas" w:cs="Times New Roman"/>
@@ -6506,20 +6069,7 @@
           <w:lang w:val="en-US" w:eastAsia="ru-RU"/>
           <w14:ligatures w14:val="none"/>
         </w:rPr>
-        <w:t>bucket_</w:t>
-      </w:r>
-      <w:proofErr w:type="gramStart"/>
-      <w:r>
-        <w:rPr>
-          <w:rFonts w:ascii="Consolas" w:eastAsia="Times New Roman" w:hAnsi="Consolas" w:cs="Times New Roman"/>
-          <w:color w:val="D2A8FF"/>
-          <w:kern w:val="0"/>
-          <w:sz w:val="21"/>
-          <w:szCs w:val="21"/>
-          <w:lang w:val="en-US" w:eastAsia="ru-RU"/>
-          <w14:ligatures w14:val="none"/>
-        </w:rPr>
-        <w:t>index</w:t>
+        <w:t>bucket_index</w:t>
       </w:r>
       <w:proofErr w:type="spellEnd"/>
       <w:r>
@@ -6534,7 +6084,6 @@
         </w:rPr>
         <w:t>(</w:t>
       </w:r>
-      <w:proofErr w:type="gramEnd"/>
       <w:r>
         <w:rPr>
           <w:rFonts w:ascii="Consolas" w:eastAsia="Times New Roman" w:hAnsi="Consolas" w:cs="Times New Roman"/>
@@ -6610,7 +6159,6 @@
         </w:rPr>
         <w:t xml:space="preserve">        </w:t>
       </w:r>
-      <w:proofErr w:type="gramStart"/>
       <w:r>
         <w:rPr>
           <w:rFonts w:ascii="Consolas" w:eastAsia="Times New Roman" w:hAnsi="Consolas" w:cs="Times New Roman"/>
@@ -6636,7 +6184,6 @@
         <w:t>(</w:t>
       </w:r>
       <w:proofErr w:type="spellStart"/>
-      <w:proofErr w:type="gramEnd"/>
       <w:r>
         <w:rPr>
           <w:rFonts w:ascii="Consolas" w:eastAsia="Times New Roman" w:hAnsi="Consolas" w:cs="Times New Roman"/>
@@ -7163,20 +6710,7 @@
           <w:lang w:val="en-US" w:eastAsia="ru-RU"/>
           <w14:ligatures w14:val="none"/>
         </w:rPr>
-        <w:t>_</w:t>
-      </w:r>
-      <w:proofErr w:type="gramStart"/>
-      <w:r>
-        <w:rPr>
-          <w:rFonts w:ascii="Consolas" w:eastAsia="Times New Roman" w:hAnsi="Consolas" w:cs="Times New Roman"/>
-          <w:color w:val="DCDCAA"/>
-          <w:kern w:val="0"/>
-          <w:sz w:val="21"/>
-          <w:szCs w:val="21"/>
-          <w:lang w:val="en-US" w:eastAsia="ru-RU"/>
-          <w14:ligatures w14:val="none"/>
-        </w:rPr>
-        <w:t>_</w:t>
+        <w:t>__</w:t>
       </w:r>
       <w:r>
         <w:rPr>
@@ -7190,7 +6724,6 @@
         </w:rPr>
         <w:t>(</w:t>
       </w:r>
-      <w:proofErr w:type="gramEnd"/>
       <w:r>
         <w:rPr>
           <w:rFonts w:ascii="Consolas" w:eastAsia="Times New Roman" w:hAnsi="Consolas" w:cs="Times New Roman"/>
@@ -7267,7 +6800,6 @@
         <w:t xml:space="preserve">        </w:t>
       </w:r>
       <w:proofErr w:type="spellStart"/>
-      <w:proofErr w:type="gramStart"/>
       <w:r>
         <w:rPr>
           <w:rFonts w:ascii="Consolas" w:eastAsia="Times New Roman" w:hAnsi="Consolas" w:cs="Times New Roman"/>
@@ -7305,7 +6837,6 @@
         <w:t>size</w:t>
       </w:r>
       <w:proofErr w:type="spellEnd"/>
-      <w:proofErr w:type="gramEnd"/>
       <w:r>
         <w:rPr>
           <w:rFonts w:ascii="Consolas" w:eastAsia="Times New Roman" w:hAnsi="Consolas" w:cs="Times New Roman"/>
@@ -7382,7 +6913,6 @@
         <w:t xml:space="preserve">        </w:t>
       </w:r>
       <w:proofErr w:type="spellStart"/>
-      <w:proofErr w:type="gramStart"/>
       <w:r>
         <w:rPr>
           <w:rFonts w:ascii="Consolas" w:eastAsia="Times New Roman" w:hAnsi="Consolas" w:cs="Times New Roman"/>
@@ -7420,7 +6950,6 @@
         <w:t>table</w:t>
       </w:r>
       <w:proofErr w:type="spellEnd"/>
-      <w:proofErr w:type="gramEnd"/>
       <w:r>
         <w:rPr>
           <w:rFonts w:ascii="Consolas" w:eastAsia="Times New Roman" w:hAnsi="Consolas" w:cs="Times New Roman"/>
@@ -7605,7 +7134,6 @@
         <w:t xml:space="preserve">        </w:t>
       </w:r>
       <w:proofErr w:type="spellStart"/>
-      <w:proofErr w:type="gramStart"/>
       <w:r>
         <w:rPr>
           <w:rFonts w:ascii="Consolas" w:eastAsia="Times New Roman" w:hAnsi="Consolas" w:cs="Times New Roman"/>
@@ -7643,7 +7171,6 @@
         <w:t>count</w:t>
       </w:r>
       <w:proofErr w:type="spellEnd"/>
-      <w:proofErr w:type="gramEnd"/>
       <w:r>
         <w:rPr>
           <w:rFonts w:ascii="Consolas" w:eastAsia="Times New Roman" w:hAnsi="Consolas" w:cs="Times New Roman"/>
@@ -7758,7 +7285,6 @@
         </w:rPr>
         <w:t xml:space="preserve"> </w:t>
       </w:r>
-      <w:proofErr w:type="gramStart"/>
       <w:r>
         <w:rPr>
           <w:rFonts w:ascii="Consolas" w:eastAsia="Times New Roman" w:hAnsi="Consolas" w:cs="Times New Roman"/>
@@ -7783,7 +7309,6 @@
         </w:rPr>
         <w:t>(</w:t>
       </w:r>
-      <w:proofErr w:type="gramEnd"/>
       <w:r>
         <w:rPr>
           <w:rFonts w:ascii="Consolas" w:eastAsia="Times New Roman" w:hAnsi="Consolas" w:cs="Times New Roman"/>
@@ -8004,7 +7529,6 @@
         <w:t xml:space="preserve"> </w:t>
       </w:r>
       <w:proofErr w:type="spellStart"/>
-      <w:proofErr w:type="gramStart"/>
       <w:r>
         <w:rPr>
           <w:rFonts w:ascii="Consolas" w:eastAsia="Times New Roman" w:hAnsi="Consolas" w:cs="Times New Roman"/>
@@ -8042,7 +7566,6 @@
         <w:t>size</w:t>
       </w:r>
       <w:proofErr w:type="spellEnd"/>
-      <w:proofErr w:type="gramEnd"/>
     </w:p>
     <w:p>
       <w:pPr>
@@ -8217,7 +7740,6 @@
         <w:t>(</w:t>
       </w:r>
       <w:proofErr w:type="spellStart"/>
-      <w:proofErr w:type="gramStart"/>
       <w:r>
         <w:rPr>
           <w:rFonts w:ascii="Consolas" w:eastAsia="Times New Roman" w:hAnsi="Consolas" w:cs="Times New Roman"/>
@@ -8255,7 +7777,6 @@
         <w:t>table</w:t>
       </w:r>
       <w:proofErr w:type="spellEnd"/>
-      <w:proofErr w:type="gramEnd"/>
       <w:r>
         <w:rPr>
           <w:rFonts w:ascii="Consolas" w:eastAsia="Times New Roman" w:hAnsi="Consolas" w:cs="Times New Roman"/>
@@ -8443,7 +7964,6 @@
         <w:t xml:space="preserve">                </w:t>
       </w:r>
       <w:proofErr w:type="spellStart"/>
-      <w:proofErr w:type="gramStart"/>
       <w:r>
         <w:rPr>
           <w:rFonts w:ascii="Consolas" w:eastAsia="Times New Roman" w:hAnsi="Consolas" w:cs="Times New Roman"/>
@@ -8481,7 +8001,6 @@
         <w:t>table</w:t>
       </w:r>
       <w:proofErr w:type="spellEnd"/>
-      <w:proofErr w:type="gramEnd"/>
       <w:r>
         <w:rPr>
           <w:rFonts w:ascii="Consolas" w:eastAsia="Times New Roman" w:hAnsi="Consolas" w:cs="Times New Roman"/>
@@ -8683,7 +8202,6 @@
         <w:t xml:space="preserve">        </w:t>
       </w:r>
       <w:proofErr w:type="spellStart"/>
-      <w:proofErr w:type="gramStart"/>
       <w:r>
         <w:rPr>
           <w:rFonts w:ascii="Consolas" w:eastAsia="Times New Roman" w:hAnsi="Consolas" w:cs="Times New Roman"/>
@@ -8721,7 +8239,6 @@
         <w:t>table</w:t>
       </w:r>
       <w:proofErr w:type="spellEnd"/>
-      <w:proofErr w:type="gramEnd"/>
       <w:r>
         <w:rPr>
           <w:rFonts w:ascii="Consolas" w:eastAsia="Times New Roman" w:hAnsi="Consolas" w:cs="Times New Roman"/>
@@ -8746,7 +8263,6 @@
         </w:rPr>
         <w:t>index</w:t>
       </w:r>
-      <w:proofErr w:type="gramStart"/>
       <w:r>
         <w:rPr>
           <w:rFonts w:ascii="Consolas" w:eastAsia="Times New Roman" w:hAnsi="Consolas" w:cs="Times New Roman"/>
@@ -8771,7 +8287,6 @@
         </w:rPr>
         <w:t>append</w:t>
       </w:r>
-      <w:proofErr w:type="gramEnd"/>
       <w:r>
         <w:rPr>
           <w:rFonts w:ascii="Consolas" w:eastAsia="Times New Roman" w:hAnsi="Consolas" w:cs="Times New Roman"/>
@@ -8860,7 +8375,6 @@
         <w:t xml:space="preserve">        </w:t>
       </w:r>
       <w:proofErr w:type="spellStart"/>
-      <w:proofErr w:type="gramStart"/>
       <w:r>
         <w:rPr>
           <w:rFonts w:ascii="Consolas" w:eastAsia="Times New Roman" w:hAnsi="Consolas" w:cs="Times New Roman"/>
@@ -8898,7 +8412,6 @@
         <w:t>count</w:t>
       </w:r>
       <w:proofErr w:type="spellEnd"/>
-      <w:proofErr w:type="gramEnd"/>
       <w:r>
         <w:rPr>
           <w:rFonts w:ascii="Consolas" w:eastAsia="Times New Roman" w:hAnsi="Consolas" w:cs="Times New Roman"/>
@@ -9014,7 +8527,6 @@
         </w:rPr>
         <w:t xml:space="preserve"> </w:t>
       </w:r>
-      <w:proofErr w:type="gramStart"/>
       <w:r>
         <w:rPr>
           <w:rFonts w:ascii="Consolas" w:eastAsia="Times New Roman" w:hAnsi="Consolas" w:cs="Times New Roman"/>
@@ -9039,7 +8551,6 @@
         </w:rPr>
         <w:t>(</w:t>
       </w:r>
-      <w:proofErr w:type="gramEnd"/>
       <w:r>
         <w:rPr>
           <w:rFonts w:ascii="Consolas" w:eastAsia="Times New Roman" w:hAnsi="Consolas" w:cs="Times New Roman"/>
@@ -9236,7 +8747,6 @@
         <w:t xml:space="preserve"> </w:t>
       </w:r>
       <w:proofErr w:type="spellStart"/>
-      <w:proofErr w:type="gramStart"/>
       <w:r>
         <w:rPr>
           <w:rFonts w:ascii="Consolas" w:eastAsia="Times New Roman" w:hAnsi="Consolas" w:cs="Times New Roman"/>
@@ -9274,7 +8784,6 @@
         <w:t>size</w:t>
       </w:r>
       <w:proofErr w:type="spellEnd"/>
-      <w:proofErr w:type="gramEnd"/>
     </w:p>
     <w:p>
       <w:pPr>
@@ -9399,7 +8908,6 @@
         <w:t xml:space="preserve"> </w:t>
       </w:r>
       <w:proofErr w:type="spellStart"/>
-      <w:proofErr w:type="gramStart"/>
       <w:r>
         <w:rPr>
           <w:rFonts w:ascii="Consolas" w:eastAsia="Times New Roman" w:hAnsi="Consolas" w:cs="Times New Roman"/>
@@ -9437,7 +8945,6 @@
         <w:t>table</w:t>
       </w:r>
       <w:proofErr w:type="spellEnd"/>
-      <w:proofErr w:type="gramEnd"/>
       <w:r>
         <w:rPr>
           <w:rFonts w:ascii="Consolas" w:eastAsia="Times New Roman" w:hAnsi="Consolas" w:cs="Times New Roman"/>
@@ -9789,7 +9296,6 @@
         </w:rPr>
         <w:t xml:space="preserve"> </w:t>
       </w:r>
-      <w:proofErr w:type="gramStart"/>
       <w:r>
         <w:rPr>
           <w:rFonts w:ascii="Consolas" w:eastAsia="Times New Roman" w:hAnsi="Consolas" w:cs="Times New Roman"/>
@@ -9814,7 +9320,6 @@
         </w:rPr>
         <w:t>(</w:t>
       </w:r>
-      <w:proofErr w:type="gramEnd"/>
       <w:r>
         <w:rPr>
           <w:rFonts w:ascii="Consolas" w:eastAsia="Times New Roman" w:hAnsi="Consolas" w:cs="Times New Roman"/>
@@ -10011,7 +9516,6 @@
         <w:t xml:space="preserve"> </w:t>
       </w:r>
       <w:proofErr w:type="spellStart"/>
-      <w:proofErr w:type="gramStart"/>
       <w:r>
         <w:rPr>
           <w:rFonts w:ascii="Consolas" w:eastAsia="Times New Roman" w:hAnsi="Consolas" w:cs="Times New Roman"/>
@@ -10049,7 +9553,6 @@
         <w:t>size</w:t>
       </w:r>
       <w:proofErr w:type="spellEnd"/>
-      <w:proofErr w:type="gramEnd"/>
     </w:p>
     <w:p>
       <w:pPr>
@@ -10224,7 +9727,6 @@
         <w:t>(</w:t>
       </w:r>
       <w:proofErr w:type="spellStart"/>
-      <w:proofErr w:type="gramStart"/>
       <w:r>
         <w:rPr>
           <w:rFonts w:ascii="Consolas" w:eastAsia="Times New Roman" w:hAnsi="Consolas" w:cs="Times New Roman"/>
@@ -10262,7 +9764,6 @@
         <w:t>table</w:t>
       </w:r>
       <w:proofErr w:type="spellEnd"/>
-      <w:proofErr w:type="gramEnd"/>
       <w:r>
         <w:rPr>
           <w:rFonts w:ascii="Consolas" w:eastAsia="Times New Roman" w:hAnsi="Consolas" w:cs="Times New Roman"/>
@@ -10474,7 +9975,6 @@
         <w:t xml:space="preserve"> </w:t>
       </w:r>
       <w:proofErr w:type="spellStart"/>
-      <w:proofErr w:type="gramStart"/>
       <w:r>
         <w:rPr>
           <w:rFonts w:ascii="Consolas" w:eastAsia="Times New Roman" w:hAnsi="Consolas" w:cs="Times New Roman"/>
@@ -10512,7 +10012,6 @@
         <w:t>table</w:t>
       </w:r>
       <w:proofErr w:type="spellEnd"/>
-      <w:proofErr w:type="gramEnd"/>
       <w:r>
         <w:rPr>
           <w:rFonts w:ascii="Consolas" w:eastAsia="Times New Roman" w:hAnsi="Consolas" w:cs="Times New Roman"/>
@@ -10603,7 +10102,6 @@
         <w:t xml:space="preserve">                </w:t>
       </w:r>
       <w:proofErr w:type="spellStart"/>
-      <w:proofErr w:type="gramStart"/>
       <w:r>
         <w:rPr>
           <w:rFonts w:ascii="Consolas" w:eastAsia="Times New Roman" w:hAnsi="Consolas" w:cs="Times New Roman"/>
@@ -10641,7 +10139,6 @@
         <w:t>count</w:t>
       </w:r>
       <w:proofErr w:type="spellEnd"/>
-      <w:proofErr w:type="gramEnd"/>
       <w:r>
         <w:rPr>
           <w:rFonts w:ascii="Consolas" w:eastAsia="Times New Roman" w:hAnsi="Consolas" w:cs="Times New Roman"/>
@@ -10933,7 +10430,6 @@
         <w:t xml:space="preserve"> </w:t>
       </w:r>
       <w:proofErr w:type="spellStart"/>
-      <w:proofErr w:type="gramStart"/>
       <w:r>
         <w:rPr>
           <w:rFonts w:ascii="Consolas" w:eastAsia="Times New Roman" w:hAnsi="Consolas" w:cs="Times New Roman"/>
@@ -10971,7 +10467,6 @@
         <w:t>count</w:t>
       </w:r>
       <w:proofErr w:type="spellEnd"/>
-      <w:proofErr w:type="gramEnd"/>
       <w:r>
         <w:rPr>
           <w:rFonts w:ascii="Consolas" w:eastAsia="Times New Roman" w:hAnsi="Consolas" w:cs="Times New Roman"/>
@@ -11009,7 +10504,6 @@
         <w:t xml:space="preserve"> </w:t>
       </w:r>
       <w:proofErr w:type="spellStart"/>
-      <w:proofErr w:type="gramStart"/>
       <w:r>
         <w:rPr>
           <w:rFonts w:ascii="Consolas" w:eastAsia="Times New Roman" w:hAnsi="Consolas" w:cs="Times New Roman"/>
@@ -11047,7 +10541,6 @@
         <w:t>size</w:t>
       </w:r>
       <w:proofErr w:type="spellEnd"/>
-      <w:proofErr w:type="gramEnd"/>
     </w:p>
     <w:p>
       <w:pPr>
@@ -11351,7 +10844,6 @@
         <w:t xml:space="preserve"> </w:t>
       </w:r>
       <w:proofErr w:type="spellStart"/>
-      <w:proofErr w:type="gramStart"/>
       <w:r>
         <w:rPr>
           <w:rFonts w:ascii="Consolas" w:eastAsia="Times New Roman" w:hAnsi="Consolas" w:cs="Times New Roman"/>
@@ -11389,7 +10881,6 @@
         <w:t>table</w:t>
       </w:r>
       <w:proofErr w:type="spellEnd"/>
-      <w:proofErr w:type="gramEnd"/>
       <w:r>
         <w:rPr>
           <w:rFonts w:ascii="Consolas" w:eastAsia="Times New Roman" w:hAnsi="Consolas" w:cs="Times New Roman"/>
@@ -11804,7 +11295,6 @@
         </w:rPr>
       </w:pPr>
       <w:proofErr w:type="spellStart"/>
-      <w:proofErr w:type="gramStart"/>
       <w:r>
         <w:rPr>
           <w:rFonts w:ascii="Consolas" w:eastAsia="Times New Roman" w:hAnsi="Consolas" w:cs="Times New Roman"/>
@@ -11830,7 +11320,6 @@
         </w:rPr>
         <w:t>(</w:t>
       </w:r>
-      <w:proofErr w:type="gramEnd"/>
       <w:r>
         <w:rPr>
           <w:rFonts w:ascii="Consolas" w:eastAsia="Times New Roman" w:hAnsi="Consolas" w:cs="Times New Roman"/>
@@ -12276,7 +11765,6 @@
         </w:rPr>
         <w:t xml:space="preserve"> </w:t>
       </w:r>
-      <w:proofErr w:type="gramStart"/>
       <w:r>
         <w:rPr>
           <w:rFonts w:ascii="Consolas" w:eastAsia="Times New Roman" w:hAnsi="Consolas" w:cs="Times New Roman"/>
@@ -12301,7 +11789,6 @@
         </w:rPr>
         <w:t>(</w:t>
       </w:r>
-      <w:proofErr w:type="gramEnd"/>
       <w:r>
         <w:rPr>
           <w:rFonts w:ascii="Consolas" w:eastAsia="Times New Roman" w:hAnsi="Consolas" w:cs="Times New Roman"/>
@@ -12354,7 +11841,6 @@
         <w:t xml:space="preserve">            </w:t>
       </w:r>
       <w:proofErr w:type="spellStart"/>
-      <w:proofErr w:type="gramStart"/>
       <w:r>
         <w:rPr>
           <w:rFonts w:ascii="Consolas" w:eastAsia="Times New Roman" w:hAnsi="Consolas" w:cs="Times New Roman"/>
@@ -12442,7 +11928,6 @@
         <w:t>randint</w:t>
       </w:r>
       <w:proofErr w:type="spellEnd"/>
-      <w:proofErr w:type="gramEnd"/>
       <w:r>
         <w:rPr>
           <w:rFonts w:ascii="Consolas" w:eastAsia="Times New Roman" w:hAnsi="Consolas" w:cs="Times New Roman"/>
@@ -12554,7 +12039,6 @@
         </w:rPr>
         <w:t xml:space="preserve">        </w:t>
       </w:r>
-      <w:proofErr w:type="gramStart"/>
       <w:r>
         <w:rPr>
           <w:rFonts w:ascii="Consolas" w:eastAsia="Times New Roman" w:hAnsi="Consolas" w:cs="Times New Roman"/>
@@ -12579,7 +12063,6 @@
         </w:rPr>
         <w:t>(</w:t>
       </w:r>
-      <w:proofErr w:type="gramEnd"/>
       <w:r>
         <w:rPr>
           <w:rFonts w:ascii="Consolas" w:eastAsia="Times New Roman" w:hAnsi="Consolas" w:cs="Times New Roman"/>
@@ -12713,7 +12196,6 @@
         <w:t>{</w:t>
       </w:r>
       <w:proofErr w:type="spellStart"/>
-      <w:proofErr w:type="gramStart"/>
       <w:r>
         <w:rPr>
           <w:rFonts w:ascii="Consolas" w:eastAsia="Times New Roman" w:hAnsi="Consolas" w:cs="Times New Roman"/>
@@ -12748,9 +12230,94 @@
           <w:lang w:val="en-US" w:eastAsia="ru-RU"/>
           <w14:ligatures w14:val="none"/>
         </w:rPr>
-        <w:t>load</w:t>
-      </w:r>
-      <w:proofErr w:type="gramEnd"/>
+        <w:t>load_factor</w:t>
+      </w:r>
+      <w:proofErr w:type="spellEnd"/>
+      <w:r>
+        <w:rPr>
+          <w:rFonts w:ascii="Consolas" w:eastAsia="Times New Roman" w:hAnsi="Consolas" w:cs="Times New Roman"/>
+          <w:color w:val="FF7B72"/>
+          <w:kern w:val="0"/>
+          <w:sz w:val="21"/>
+          <w:szCs w:val="21"/>
+          <w:lang w:val="en-US" w:eastAsia="ru-RU"/>
+          <w14:ligatures w14:val="none"/>
+        </w:rPr>
+        <w:t>}</w:t>
+      </w:r>
+      <w:r>
+        <w:rPr>
+          <w:rFonts w:ascii="Consolas" w:eastAsia="Times New Roman" w:hAnsi="Consolas" w:cs="Times New Roman"/>
+          <w:color w:val="A5D6FF"/>
+          <w:kern w:val="0"/>
+          <w:sz w:val="21"/>
+          <w:szCs w:val="21"/>
+          <w:lang w:val="en-US" w:eastAsia="ru-RU"/>
+          <w14:ligatures w14:val="none"/>
+        </w:rPr>
+        <w:t xml:space="preserve">, </w:t>
+      </w:r>
+      <w:r>
+        <w:rPr>
+          <w:rFonts w:ascii="Consolas" w:eastAsia="Times New Roman" w:hAnsi="Consolas" w:cs="Times New Roman"/>
+          <w:color w:val="A5D6FF"/>
+          <w:kern w:val="0"/>
+          <w:sz w:val="21"/>
+          <w:szCs w:val="21"/>
+          <w:lang w:eastAsia="ru-RU"/>
+          <w14:ligatures w14:val="none"/>
+        </w:rPr>
+        <w:t>Коллизии</w:t>
+      </w:r>
+      <w:r>
+        <w:rPr>
+          <w:rFonts w:ascii="Consolas" w:eastAsia="Times New Roman" w:hAnsi="Consolas" w:cs="Times New Roman"/>
+          <w:color w:val="A5D6FF"/>
+          <w:kern w:val="0"/>
+          <w:sz w:val="21"/>
+          <w:szCs w:val="21"/>
+          <w:lang w:val="en-US" w:eastAsia="ru-RU"/>
+          <w14:ligatures w14:val="none"/>
+        </w:rPr>
+        <w:t xml:space="preserve">: </w:t>
+      </w:r>
+      <w:r>
+        <w:rPr>
+          <w:rFonts w:ascii="Consolas" w:eastAsia="Times New Roman" w:hAnsi="Consolas" w:cs="Times New Roman"/>
+          <w:color w:val="FF7B72"/>
+          <w:kern w:val="0"/>
+          <w:sz w:val="21"/>
+          <w:szCs w:val="21"/>
+          <w:lang w:val="en-US" w:eastAsia="ru-RU"/>
+          <w14:ligatures w14:val="none"/>
+        </w:rPr>
+        <w:t>{</w:t>
+      </w:r>
+      <w:proofErr w:type="spellStart"/>
+      <w:r>
+        <w:rPr>
+          <w:rFonts w:ascii="Consolas" w:eastAsia="Times New Roman" w:hAnsi="Consolas" w:cs="Times New Roman"/>
+          <w:color w:val="C9D1D9"/>
+          <w:kern w:val="0"/>
+          <w:sz w:val="21"/>
+          <w:szCs w:val="21"/>
+          <w:lang w:val="en-US" w:eastAsia="ru-RU"/>
+          <w14:ligatures w14:val="none"/>
+        </w:rPr>
+        <w:t>ht</w:t>
+      </w:r>
+      <w:r>
+        <w:rPr>
+          <w:rFonts w:ascii="Consolas" w:eastAsia="Times New Roman" w:hAnsi="Consolas" w:cs="Times New Roman"/>
+          <w:color w:val="BBBEBF"/>
+          <w:kern w:val="0"/>
+          <w:sz w:val="21"/>
+          <w:szCs w:val="21"/>
+          <w:lang w:val="en-US" w:eastAsia="ru-RU"/>
+          <w14:ligatures w14:val="none"/>
+        </w:rPr>
+        <w:t>.</w:t>
+      </w:r>
       <w:r>
         <w:rPr>
           <w:rFonts w:ascii="Consolas" w:eastAsia="Times New Roman" w:hAnsi="Consolas" w:cs="Times New Roman"/>
@@ -12761,158 +12328,20 @@
           <w:lang w:val="en-US" w:eastAsia="ru-RU"/>
           <w14:ligatures w14:val="none"/>
         </w:rPr>
-        <w:t>_factor</w:t>
+        <w:t>collision_count</w:t>
       </w:r>
       <w:proofErr w:type="spellEnd"/>
       <w:r>
         <w:rPr>
           <w:rFonts w:ascii="Consolas" w:eastAsia="Times New Roman" w:hAnsi="Consolas" w:cs="Times New Roman"/>
-          <w:color w:val="FF7B72"/>
-          <w:kern w:val="0"/>
-          <w:sz w:val="21"/>
-          <w:szCs w:val="21"/>
-          <w:lang w:val="en-US" w:eastAsia="ru-RU"/>
-          <w14:ligatures w14:val="none"/>
-        </w:rPr>
-        <w:t>}</w:t>
-      </w:r>
-      <w:r>
-        <w:rPr>
-          <w:rFonts w:ascii="Consolas" w:eastAsia="Times New Roman" w:hAnsi="Consolas" w:cs="Times New Roman"/>
-          <w:color w:val="A5D6FF"/>
-          <w:kern w:val="0"/>
-          <w:sz w:val="21"/>
-          <w:szCs w:val="21"/>
-          <w:lang w:val="en-US" w:eastAsia="ru-RU"/>
-          <w14:ligatures w14:val="none"/>
-        </w:rPr>
-        <w:t xml:space="preserve">, </w:t>
-      </w:r>
-      <w:r>
-        <w:rPr>
-          <w:rFonts w:ascii="Consolas" w:eastAsia="Times New Roman" w:hAnsi="Consolas" w:cs="Times New Roman"/>
-          <w:color w:val="A5D6FF"/>
-          <w:kern w:val="0"/>
-          <w:sz w:val="21"/>
-          <w:szCs w:val="21"/>
-          <w:lang w:eastAsia="ru-RU"/>
-          <w14:ligatures w14:val="none"/>
-        </w:rPr>
-        <w:t>Коллизии</w:t>
-      </w:r>
-      <w:r>
-        <w:rPr>
-          <w:rFonts w:ascii="Consolas" w:eastAsia="Times New Roman" w:hAnsi="Consolas" w:cs="Times New Roman"/>
-          <w:color w:val="A5D6FF"/>
-          <w:kern w:val="0"/>
-          <w:sz w:val="21"/>
-          <w:szCs w:val="21"/>
-          <w:lang w:val="en-US" w:eastAsia="ru-RU"/>
-          <w14:ligatures w14:val="none"/>
-        </w:rPr>
-        <w:t xml:space="preserve">: </w:t>
-      </w:r>
-      <w:r>
-        <w:rPr>
-          <w:rFonts w:ascii="Consolas" w:eastAsia="Times New Roman" w:hAnsi="Consolas" w:cs="Times New Roman"/>
-          <w:color w:val="FF7B72"/>
-          <w:kern w:val="0"/>
-          <w:sz w:val="21"/>
-          <w:szCs w:val="21"/>
-          <w:lang w:val="en-US" w:eastAsia="ru-RU"/>
-          <w14:ligatures w14:val="none"/>
-        </w:rPr>
-        <w:t>{</w:t>
-      </w:r>
-      <w:proofErr w:type="spellStart"/>
-      <w:proofErr w:type="gramStart"/>
-      <w:r>
-        <w:rPr>
-          <w:rFonts w:ascii="Consolas" w:eastAsia="Times New Roman" w:hAnsi="Consolas" w:cs="Times New Roman"/>
-          <w:color w:val="C9D1D9"/>
-          <w:kern w:val="0"/>
-          <w:sz w:val="21"/>
-          <w:szCs w:val="21"/>
-          <w:lang w:val="en-US" w:eastAsia="ru-RU"/>
-          <w14:ligatures w14:val="none"/>
-        </w:rPr>
-        <w:t>ht</w:t>
-      </w:r>
-      <w:r>
-        <w:rPr>
-          <w:rFonts w:ascii="Consolas" w:eastAsia="Times New Roman" w:hAnsi="Consolas" w:cs="Times New Roman"/>
-          <w:color w:val="BBBEBF"/>
-          <w:kern w:val="0"/>
-          <w:sz w:val="21"/>
-          <w:szCs w:val="21"/>
-          <w:lang w:val="en-US" w:eastAsia="ru-RU"/>
-          <w14:ligatures w14:val="none"/>
-        </w:rPr>
-        <w:t>.</w:t>
-      </w:r>
-      <w:r>
-        <w:rPr>
-          <w:rFonts w:ascii="Consolas" w:eastAsia="Times New Roman" w:hAnsi="Consolas" w:cs="Times New Roman"/>
-          <w:color w:val="D2A8FF"/>
-          <w:kern w:val="0"/>
-          <w:sz w:val="21"/>
-          <w:szCs w:val="21"/>
-          <w:lang w:val="en-US" w:eastAsia="ru-RU"/>
-          <w14:ligatures w14:val="none"/>
-        </w:rPr>
-        <w:t>collision</w:t>
-      </w:r>
-      <w:proofErr w:type="gramEnd"/>
-      <w:r>
-        <w:rPr>
-          <w:rFonts w:ascii="Consolas" w:eastAsia="Times New Roman" w:hAnsi="Consolas" w:cs="Times New Roman"/>
-          <w:color w:val="D2A8FF"/>
-          <w:kern w:val="0"/>
-          <w:sz w:val="21"/>
-          <w:szCs w:val="21"/>
-          <w:lang w:val="en-US" w:eastAsia="ru-RU"/>
-          <w14:ligatures w14:val="none"/>
-        </w:rPr>
-        <w:t>_</w:t>
-      </w:r>
-      <w:proofErr w:type="gramStart"/>
-      <w:r>
-        <w:rPr>
-          <w:rFonts w:ascii="Consolas" w:eastAsia="Times New Roman" w:hAnsi="Consolas" w:cs="Times New Roman"/>
-          <w:color w:val="D2A8FF"/>
-          <w:kern w:val="0"/>
-          <w:sz w:val="21"/>
-          <w:szCs w:val="21"/>
-          <w:lang w:val="en-US" w:eastAsia="ru-RU"/>
-          <w14:ligatures w14:val="none"/>
-        </w:rPr>
-        <w:t>count</w:t>
-      </w:r>
-      <w:proofErr w:type="spellEnd"/>
-      <w:r>
-        <w:rPr>
-          <w:rFonts w:ascii="Consolas" w:eastAsia="Times New Roman" w:hAnsi="Consolas" w:cs="Times New Roman"/>
-          <w:color w:val="BBBEBF"/>
-          <w:kern w:val="0"/>
-          <w:sz w:val="21"/>
-          <w:szCs w:val="21"/>
-          <w:lang w:val="en-US" w:eastAsia="ru-RU"/>
-          <w14:ligatures w14:val="none"/>
-        </w:rPr>
-        <w:t>(</w:t>
-      </w:r>
-      <w:proofErr w:type="gramEnd"/>
-      <w:r>
-        <w:rPr>
-          <w:rFonts w:ascii="Consolas" w:eastAsia="Times New Roman" w:hAnsi="Consolas" w:cs="Times New Roman"/>
-          <w:color w:val="BBBEBF"/>
-          <w:kern w:val="0"/>
-          <w:sz w:val="21"/>
-          <w:szCs w:val="21"/>
-          <w:lang w:val="en-US" w:eastAsia="ru-RU"/>
-          <w14:ligatures w14:val="none"/>
-        </w:rPr>
-        <w:t>)</w:t>
+          <w:color w:val="BBBEBF"/>
+          <w:kern w:val="0"/>
+          <w:sz w:val="21"/>
+          <w:szCs w:val="21"/>
+          <w:lang w:val="en-US" w:eastAsia="ru-RU"/>
+          <w14:ligatures w14:val="none"/>
+        </w:rPr>
+        <w:t>()</w:t>
       </w:r>
       <w:r>
         <w:rPr>
@@ -12957,6 +12386,7 @@
           <w:rFonts w:ascii="Times New Roman" w:hAnsi="Times New Roman" w:cs="Times New Roman"/>
           <w:sz w:val="28"/>
           <w:szCs w:val="28"/>
+          <w:lang w:val="en-US"/>
         </w:rPr>
       </w:pPr>
     </w:p>
@@ -13017,16 +12447,156 @@
           <w:rFonts w:ascii="Times New Roman" w:hAnsi="Times New Roman" w:cs="Times New Roman"/>
           <w:sz w:val="28"/>
           <w:szCs w:val="28"/>
+        </w:rPr>
+      </w:pPr>
+      <w:r>
+        <w:rPr>
+          <w:rFonts w:ascii="Times New Roman" w:hAnsi="Times New Roman" w:cs="Times New Roman"/>
+          <w:sz w:val="28"/>
+          <w:szCs w:val="28"/>
+        </w:rPr>
+        <w:t>При небольшом коэффициенте заполнения элементы распределяются лучше. При его увеличении возрастает число коллизий и длина цепочек, что замедляет поиск.</w:t>
+      </w:r>
+      <w:r>
+        <w:rPr>
+          <w:rFonts w:ascii="Times New Roman" w:hAnsi="Times New Roman" w:cs="Times New Roman"/>
+          <w:sz w:val="28"/>
+          <w:szCs w:val="28"/>
+        </w:rPr>
+        <w:t xml:space="preserve"> </w:t>
+      </w:r>
+      <w:r>
+        <w:rPr>
+          <w:rFonts w:ascii="Times New Roman" w:hAnsi="Times New Roman" w:cs="Times New Roman"/>
+          <w:sz w:val="28"/>
+          <w:szCs w:val="28"/>
           <w:lang w:val="en-US"/>
         </w:rPr>
-      </w:pPr>
-      <w:r>
-        <w:rPr>
-          <w:rFonts w:ascii="Times New Roman" w:hAnsi="Times New Roman" w:cs="Times New Roman"/>
-          <w:sz w:val="28"/>
-          <w:szCs w:val="28"/>
-        </w:rPr>
-        <w:t>При небольшом коэффициенте заполнения элементы распределяются лучше. При его увеличении возрастает число коллизий и длина цепочек, что замедляет поиск.</w:t>
+        <w:t>alpha</w:t>
+      </w:r>
+      <w:r>
+        <w:rPr>
+          <w:rFonts w:ascii="Times New Roman" w:hAnsi="Times New Roman" w:cs="Times New Roman"/>
+          <w:sz w:val="28"/>
+          <w:szCs w:val="28"/>
+        </w:rPr>
+        <w:t xml:space="preserve"> = </w:t>
+      </w:r>
+      <w:r>
+        <w:rPr>
+          <w:rFonts w:ascii="Times New Roman" w:hAnsi="Times New Roman" w:cs="Times New Roman"/>
+          <w:sz w:val="28"/>
+          <w:szCs w:val="28"/>
+          <w:lang w:val="en-US"/>
+        </w:rPr>
+        <w:t>n</w:t>
+      </w:r>
+      <w:r>
+        <w:rPr>
+          <w:rFonts w:ascii="Times New Roman" w:hAnsi="Times New Roman" w:cs="Times New Roman"/>
+          <w:sz w:val="28"/>
+          <w:szCs w:val="28"/>
+        </w:rPr>
+        <w:t xml:space="preserve"> / </w:t>
+      </w:r>
+      <w:r>
+        <w:rPr>
+          <w:rFonts w:ascii="Times New Roman" w:hAnsi="Times New Roman" w:cs="Times New Roman"/>
+          <w:sz w:val="28"/>
+          <w:szCs w:val="28"/>
+          <w:lang w:val="en-US"/>
+        </w:rPr>
+        <w:t>m</w:t>
+      </w:r>
+      <w:r>
+        <w:rPr>
+          <w:rFonts w:ascii="Times New Roman" w:hAnsi="Times New Roman" w:cs="Times New Roman"/>
+          <w:sz w:val="28"/>
+          <w:szCs w:val="28"/>
+        </w:rPr>
+        <w:t xml:space="preserve"> (</w:t>
+      </w:r>
+      <w:r>
+        <w:rPr>
+          <w:rFonts w:ascii="Times New Roman" w:hAnsi="Times New Roman" w:cs="Times New Roman"/>
+          <w:sz w:val="28"/>
+          <w:szCs w:val="28"/>
+          <w:lang w:val="en-US"/>
+        </w:rPr>
+        <w:t>n</w:t>
+      </w:r>
+      <w:r>
+        <w:rPr>
+          <w:rFonts w:ascii="Times New Roman" w:hAnsi="Times New Roman" w:cs="Times New Roman"/>
+          <w:sz w:val="28"/>
+          <w:szCs w:val="28"/>
+        </w:rPr>
+        <w:t xml:space="preserve"> </w:t>
+      </w:r>
+      <w:r>
+        <w:rPr>
+          <w:rFonts w:ascii="Times New Roman" w:hAnsi="Times New Roman" w:cs="Times New Roman"/>
+          <w:sz w:val="28"/>
+          <w:szCs w:val="28"/>
+        </w:rPr>
+        <w:t>–</w:t>
+      </w:r>
+      <w:r>
+        <w:rPr>
+          <w:rFonts w:ascii="Times New Roman" w:hAnsi="Times New Roman" w:cs="Times New Roman"/>
+          <w:sz w:val="28"/>
+          <w:szCs w:val="28"/>
+        </w:rPr>
+        <w:t xml:space="preserve"> </w:t>
+      </w:r>
+      <w:r>
+        <w:rPr>
+          <w:rFonts w:ascii="Times New Roman" w:hAnsi="Times New Roman" w:cs="Times New Roman"/>
+          <w:sz w:val="28"/>
+          <w:szCs w:val="28"/>
+        </w:rPr>
+        <w:t xml:space="preserve">элементы, </w:t>
+      </w:r>
+      <w:r>
+        <w:rPr>
+          <w:rFonts w:ascii="Times New Roman" w:hAnsi="Times New Roman" w:cs="Times New Roman"/>
+          <w:sz w:val="28"/>
+          <w:szCs w:val="28"/>
+          <w:lang w:val="en-US"/>
+        </w:rPr>
+        <w:t>m</w:t>
+      </w:r>
+      <w:r>
+        <w:rPr>
+          <w:rFonts w:ascii="Times New Roman" w:hAnsi="Times New Roman" w:cs="Times New Roman"/>
+          <w:sz w:val="28"/>
+          <w:szCs w:val="28"/>
+        </w:rPr>
+        <w:t xml:space="preserve"> </w:t>
+      </w:r>
+      <w:r>
+        <w:rPr>
+          <w:rFonts w:ascii="Times New Roman" w:hAnsi="Times New Roman" w:cs="Times New Roman"/>
+          <w:sz w:val="28"/>
+          <w:szCs w:val="28"/>
+        </w:rPr>
+        <w:t>–</w:t>
+      </w:r>
+      <w:r>
+        <w:rPr>
+          <w:rFonts w:ascii="Times New Roman" w:hAnsi="Times New Roman" w:cs="Times New Roman"/>
+          <w:sz w:val="28"/>
+          <w:szCs w:val="28"/>
+        </w:rPr>
+        <w:t xml:space="preserve"> </w:t>
+      </w:r>
+      <w:r>
+        <w:rPr>
+          <w:rFonts w:ascii="Times New Roman" w:hAnsi="Times New Roman" w:cs="Times New Roman"/>
+          <w:sz w:val="28"/>
+          <w:szCs w:val="28"/>
+        </w:rPr>
+        <w:t>корзины)</w:t>
       </w:r>
     </w:p>
     <w:p>
@@ -13035,7 +12605,6 @@
           <w:rFonts w:ascii="Times New Roman" w:hAnsi="Times New Roman" w:cs="Times New Roman"/>
           <w:sz w:val="28"/>
           <w:szCs w:val="28"/>
-          <w:lang w:val="en-US"/>
         </w:rPr>
       </w:pPr>
     </w:p>
@@ -13045,7 +12614,6 @@
           <w:rFonts w:ascii="Times New Roman" w:hAnsi="Times New Roman" w:cs="Times New Roman"/>
           <w:sz w:val="28"/>
           <w:szCs w:val="28"/>
-          <w:lang w:val="en-US"/>
         </w:rPr>
       </w:pPr>
     </w:p>
@@ -13055,7 +12623,6 @@
           <w:rFonts w:ascii="Times New Roman" w:hAnsi="Times New Roman" w:cs="Times New Roman"/>
           <w:sz w:val="28"/>
           <w:szCs w:val="28"/>
-          <w:lang w:val="en-US"/>
         </w:rPr>
       </w:pPr>
     </w:p>
@@ -13065,7 +12632,6 @@
           <w:rFonts w:ascii="Times New Roman" w:hAnsi="Times New Roman" w:cs="Times New Roman"/>
           <w:sz w:val="28"/>
           <w:szCs w:val="28"/>
-          <w:lang w:val="en-US"/>
         </w:rPr>
       </w:pPr>
     </w:p>
@@ -13077,6 +12643,7 @@
           <w:bCs/>
           <w:sz w:val="28"/>
           <w:szCs w:val="28"/>
+          <w:lang w:val="en-US"/>
         </w:rPr>
       </w:pPr>
       <w:r>
@@ -13088,7 +12655,18 @@
           <w:szCs w:val="28"/>
         </w:rPr>
         <w:lastRenderedPageBreak/>
-        <w:t>Задание №7-9:</w:t>
+        <w:t>Задание</w:t>
+      </w:r>
+      <w:r>
+        <w:rPr>
+          <w:rFonts w:ascii="Times New Roman" w:hAnsi="Times New Roman" w:cs="Times New Roman"/>
+          <w:b/>
+          <w:bCs/>
+          <w:sz w:val="28"/>
+          <w:szCs w:val="28"/>
+          <w:lang w:val="en-US"/>
+        </w:rPr>
+        <w:t xml:space="preserve"> №7-9:</w:t>
       </w:r>
     </w:p>
     <w:p>
@@ -13447,7 +13025,6 @@
         </w:rPr>
         <w:t xml:space="preserve"> </w:t>
       </w:r>
-      <w:proofErr w:type="gramStart"/>
       <w:r>
         <w:rPr>
           <w:rFonts w:ascii="Consolas" w:eastAsia="Times New Roman" w:hAnsi="Consolas" w:cs="Times New Roman"/>
@@ -13472,7 +13049,6 @@
         </w:rPr>
         <w:t>(</w:t>
       </w:r>
-      <w:proofErr w:type="gramEnd"/>
       <w:r>
         <w:rPr>
           <w:rFonts w:ascii="Consolas" w:eastAsia="Times New Roman" w:hAnsi="Consolas" w:cs="Times New Roman"/>
@@ -13573,7 +13149,6 @@
         </w:rPr>
         <w:t>.</w:t>
       </w:r>
-      <w:proofErr w:type="gramStart"/>
       <w:r>
         <w:rPr>
           <w:rFonts w:ascii="Consolas" w:eastAsia="Times New Roman" w:hAnsi="Consolas" w:cs="Times New Roman"/>
@@ -13611,7 +13186,6 @@
         <w:t>append</w:t>
       </w:r>
       <w:proofErr w:type="spellEnd"/>
-      <w:proofErr w:type="gramEnd"/>
       <w:r>
         <w:rPr>
           <w:rFonts w:ascii="Consolas" w:eastAsia="Times New Roman" w:hAnsi="Consolas" w:cs="Times New Roman"/>
@@ -13675,7 +13249,6 @@
         </w:rPr>
         <w:t xml:space="preserve">        </w:t>
       </w:r>
-      <w:proofErr w:type="gramStart"/>
       <w:r>
         <w:rPr>
           <w:rFonts w:ascii="Consolas" w:eastAsia="Times New Roman" w:hAnsi="Consolas" w:cs="Times New Roman"/>
@@ -13713,7 +13286,6 @@
         <w:t>_</w:t>
       </w:r>
       <w:proofErr w:type="spellStart"/>
-      <w:proofErr w:type="gramEnd"/>
       <w:r>
         <w:rPr>
           <w:rFonts w:ascii="Consolas" w:eastAsia="Times New Roman" w:hAnsi="Consolas" w:cs="Times New Roman"/>
@@ -13952,20 +13524,7 @@
           <w:lang w:val="en-US" w:eastAsia="ru-RU"/>
           <w14:ligatures w14:val="none"/>
         </w:rPr>
-        <w:t>sift_</w:t>
-      </w:r>
-      <w:proofErr w:type="gramStart"/>
-      <w:r>
-        <w:rPr>
-          <w:rFonts w:ascii="Consolas" w:eastAsia="Times New Roman" w:hAnsi="Consolas" w:cs="Times New Roman"/>
-          <w:color w:val="D2A8FF"/>
-          <w:kern w:val="0"/>
-          <w:sz w:val="21"/>
-          <w:szCs w:val="21"/>
-          <w:lang w:val="en-US" w:eastAsia="ru-RU"/>
-          <w14:ligatures w14:val="none"/>
-        </w:rPr>
-        <w:t>up</w:t>
+        <w:t>sift_up</w:t>
       </w:r>
       <w:proofErr w:type="spellEnd"/>
       <w:r>
@@ -13980,7 +13539,6 @@
         </w:rPr>
         <w:t>(</w:t>
       </w:r>
-      <w:proofErr w:type="gramEnd"/>
       <w:r>
         <w:rPr>
           <w:rFonts w:ascii="Consolas" w:eastAsia="Times New Roman" w:hAnsi="Consolas" w:cs="Times New Roman"/>
@@ -15560,7 +15118,6 @@
         <w:t xml:space="preserve"> </w:t>
       </w:r>
       <w:proofErr w:type="spellStart"/>
-      <w:proofErr w:type="gramStart"/>
       <w:r>
         <w:rPr>
           <w:rFonts w:ascii="Consolas" w:eastAsia="Times New Roman" w:hAnsi="Consolas" w:cs="Times New Roman"/>
@@ -15632,20 +15189,7 @@
           <w:lang w:val="en-US" w:eastAsia="ru-RU"/>
           <w14:ligatures w14:val="none"/>
         </w:rPr>
-        <w:t>(</w:t>
-      </w:r>
-      <w:proofErr w:type="gramEnd"/>
-      <w:r>
-        <w:rPr>
-          <w:rFonts w:ascii="Consolas" w:eastAsia="Times New Roman" w:hAnsi="Consolas" w:cs="Times New Roman"/>
-          <w:color w:val="BBBEBF"/>
-          <w:kern w:val="0"/>
-          <w:sz w:val="21"/>
-          <w:szCs w:val="21"/>
-          <w:lang w:val="en-US" w:eastAsia="ru-RU"/>
-          <w14:ligatures w14:val="none"/>
-        </w:rPr>
-        <w:t>)</w:t>
+        <w:t>()</w:t>
       </w:r>
     </w:p>
     <w:p>
@@ -15774,7 +15318,6 @@
         </w:rPr>
         <w:t>.</w:t>
       </w:r>
-      <w:proofErr w:type="gramStart"/>
       <w:r>
         <w:rPr>
           <w:rFonts w:ascii="Consolas" w:eastAsia="Times New Roman" w:hAnsi="Consolas" w:cs="Times New Roman"/>
@@ -15800,7 +15343,6 @@
         </w:rPr>
         <w:t>[</w:t>
       </w:r>
-      <w:proofErr w:type="gramEnd"/>
       <w:r>
         <w:rPr>
           <w:rFonts w:ascii="Consolas" w:eastAsia="Times New Roman" w:hAnsi="Consolas" w:cs="Times New Roman"/>
@@ -15877,7 +15419,6 @@
         </w:rPr>
         <w:t>.</w:t>
       </w:r>
-      <w:proofErr w:type="gramStart"/>
       <w:r>
         <w:rPr>
           <w:rFonts w:ascii="Consolas" w:eastAsia="Times New Roman" w:hAnsi="Consolas" w:cs="Times New Roman"/>
@@ -15903,7 +15444,6 @@
         </w:rPr>
         <w:t>[</w:t>
       </w:r>
-      <w:proofErr w:type="gramEnd"/>
       <w:r>
         <w:rPr>
           <w:rFonts w:ascii="Consolas" w:eastAsia="Times New Roman" w:hAnsi="Consolas" w:cs="Times New Roman"/>
@@ -15953,7 +15493,6 @@
         <w:t xml:space="preserve"> </w:t>
       </w:r>
       <w:proofErr w:type="spellStart"/>
-      <w:proofErr w:type="gramStart"/>
       <w:r>
         <w:rPr>
           <w:rFonts w:ascii="Consolas" w:eastAsia="Times New Roman" w:hAnsi="Consolas" w:cs="Times New Roman"/>
@@ -16025,20 +15564,7 @@
           <w:lang w:val="en-US" w:eastAsia="ru-RU"/>
           <w14:ligatures w14:val="none"/>
         </w:rPr>
-        <w:t>(</w:t>
-      </w:r>
-      <w:proofErr w:type="gramEnd"/>
-      <w:r>
-        <w:rPr>
-          <w:rFonts w:ascii="Consolas" w:eastAsia="Times New Roman" w:hAnsi="Consolas" w:cs="Times New Roman"/>
-          <w:color w:val="BBBEBF"/>
-          <w:kern w:val="0"/>
-          <w:sz w:val="21"/>
-          <w:szCs w:val="21"/>
-          <w:lang w:val="en-US" w:eastAsia="ru-RU"/>
-          <w14:ligatures w14:val="none"/>
-        </w:rPr>
-        <w:t>)</w:t>
+        <w:t>()</w:t>
       </w:r>
     </w:p>
     <w:p>
@@ -16067,7 +15593,6 @@
         </w:rPr>
         <w:t xml:space="preserve">        </w:t>
       </w:r>
-      <w:proofErr w:type="gramStart"/>
       <w:r>
         <w:rPr>
           <w:rFonts w:ascii="Consolas" w:eastAsia="Times New Roman" w:hAnsi="Consolas" w:cs="Times New Roman"/>
@@ -16105,7 +15630,6 @@
         <w:t>_</w:t>
       </w:r>
       <w:proofErr w:type="spellStart"/>
-      <w:proofErr w:type="gramEnd"/>
       <w:r>
         <w:rPr>
           <w:rFonts w:ascii="Consolas" w:eastAsia="Times New Roman" w:hAnsi="Consolas" w:cs="Times New Roman"/>
@@ -16116,20 +15640,7 @@
           <w:lang w:val="en-US" w:eastAsia="ru-RU"/>
           <w14:ligatures w14:val="none"/>
         </w:rPr>
-        <w:t>sift_</w:t>
-      </w:r>
-      <w:proofErr w:type="gramStart"/>
-      <w:r>
-        <w:rPr>
-          <w:rFonts w:ascii="Consolas" w:eastAsia="Times New Roman" w:hAnsi="Consolas" w:cs="Times New Roman"/>
-          <w:color w:val="D2A8FF"/>
-          <w:kern w:val="0"/>
-          <w:sz w:val="21"/>
-          <w:szCs w:val="21"/>
-          <w:lang w:val="en-US" w:eastAsia="ru-RU"/>
-          <w14:ligatures w14:val="none"/>
-        </w:rPr>
-        <w:t>down</w:t>
+        <w:t>sift_down</w:t>
       </w:r>
       <w:proofErr w:type="spellEnd"/>
       <w:r>
@@ -16144,7 +15655,6 @@
         </w:rPr>
         <w:t>(</w:t>
       </w:r>
-      <w:proofErr w:type="gramEnd"/>
       <w:r>
         <w:rPr>
           <w:rFonts w:ascii="Consolas" w:eastAsia="Times New Roman" w:hAnsi="Consolas" w:cs="Times New Roman"/>
@@ -16321,20 +15831,7 @@
           <w:lang w:val="en-US" w:eastAsia="ru-RU"/>
           <w14:ligatures w14:val="none"/>
         </w:rPr>
-        <w:t>sift_</w:t>
-      </w:r>
-      <w:proofErr w:type="gramStart"/>
-      <w:r>
-        <w:rPr>
-          <w:rFonts w:ascii="Consolas" w:eastAsia="Times New Roman" w:hAnsi="Consolas" w:cs="Times New Roman"/>
-          <w:color w:val="D2A8FF"/>
-          <w:kern w:val="0"/>
-          <w:sz w:val="21"/>
-          <w:szCs w:val="21"/>
-          <w:lang w:val="en-US" w:eastAsia="ru-RU"/>
-          <w14:ligatures w14:val="none"/>
-        </w:rPr>
-        <w:t>down</w:t>
+        <w:t>sift_down</w:t>
       </w:r>
       <w:proofErr w:type="spellEnd"/>
       <w:r>
@@ -16349,7 +15846,6 @@
         </w:rPr>
         <w:t>(</w:t>
       </w:r>
-      <w:proofErr w:type="gramEnd"/>
       <w:r>
         <w:rPr>
           <w:rFonts w:ascii="Consolas" w:eastAsia="Times New Roman" w:hAnsi="Consolas" w:cs="Times New Roman"/>
@@ -18813,7 +18309,6 @@
         </w:rPr>
       </w:pPr>
       <w:proofErr w:type="spellStart"/>
-      <w:proofErr w:type="gramStart"/>
       <w:r>
         <w:rPr>
           <w:rFonts w:ascii="Consolas" w:eastAsia="Times New Roman" w:hAnsi="Consolas" w:cs="Times New Roman"/>
@@ -18839,7 +18334,6 @@
         </w:rPr>
         <w:t>(</w:t>
       </w:r>
-      <w:proofErr w:type="gramEnd"/>
       <w:r>
         <w:rPr>
           <w:rFonts w:ascii="Consolas" w:eastAsia="Times New Roman" w:hAnsi="Consolas" w:cs="Times New Roman"/>
@@ -19078,7 +18572,6 @@
         <w:t xml:space="preserve">    </w:t>
       </w:r>
       <w:proofErr w:type="spellStart"/>
-      <w:proofErr w:type="gramStart"/>
       <w:r>
         <w:rPr>
           <w:rFonts w:ascii="Consolas" w:eastAsia="Times New Roman" w:hAnsi="Consolas" w:cs="Times New Roman"/>
@@ -19116,7 +18609,6 @@
         <w:t>heappush</w:t>
       </w:r>
       <w:proofErr w:type="spellEnd"/>
-      <w:proofErr w:type="gramEnd"/>
       <w:r>
         <w:rPr>
           <w:rFonts w:ascii="Consolas" w:eastAsia="Times New Roman" w:hAnsi="Consolas" w:cs="Times New Roman"/>
@@ -19177,7 +18669,6 @@
         </w:rPr>
         <w:t xml:space="preserve">, </w:t>
       </w:r>
-      <w:proofErr w:type="gramStart"/>
       <w:r>
         <w:rPr>
           <w:rFonts w:ascii="Consolas" w:eastAsia="Times New Roman" w:hAnsi="Consolas" w:cs="Times New Roman"/>
@@ -19202,7 +18693,6 @@
         </w:rPr>
         <w:t>:=</w:t>
       </w:r>
-      <w:proofErr w:type="gramEnd"/>
       <w:r>
         <w:rPr>
           <w:rFonts w:ascii="Consolas" w:eastAsia="Times New Roman" w:hAnsi="Consolas" w:cs="Times New Roman"/>
@@ -19351,7 +18841,6 @@
         <w:t xml:space="preserve">    </w:t>
       </w:r>
       <w:proofErr w:type="spellStart"/>
-      <w:proofErr w:type="gramStart"/>
       <w:r>
         <w:rPr>
           <w:rFonts w:ascii="Consolas" w:eastAsia="Times New Roman" w:hAnsi="Consolas" w:cs="Times New Roman"/>
@@ -19389,7 +18878,6 @@
         <w:t>heappush</w:t>
       </w:r>
       <w:proofErr w:type="spellEnd"/>
-      <w:proofErr w:type="gramEnd"/>
       <w:r>
         <w:rPr>
           <w:rFonts w:ascii="Consolas" w:eastAsia="Times New Roman" w:hAnsi="Consolas" w:cs="Times New Roman"/>
@@ -19450,7 +18938,6 @@
         </w:rPr>
         <w:t xml:space="preserve">, </w:t>
       </w:r>
-      <w:proofErr w:type="gramStart"/>
       <w:r>
         <w:rPr>
           <w:rFonts w:ascii="Consolas" w:eastAsia="Times New Roman" w:hAnsi="Consolas" w:cs="Times New Roman"/>
@@ -19475,7 +18962,6 @@
         </w:rPr>
         <w:t>:=</w:t>
       </w:r>
-      <w:proofErr w:type="gramEnd"/>
       <w:r>
         <w:rPr>
           <w:rFonts w:ascii="Consolas" w:eastAsia="Times New Roman" w:hAnsi="Consolas" w:cs="Times New Roman"/>
@@ -19600,7 +19086,6 @@
         <w:t xml:space="preserve">    </w:t>
       </w:r>
       <w:proofErr w:type="spellStart"/>
-      <w:proofErr w:type="gramStart"/>
       <w:r>
         <w:rPr>
           <w:rFonts w:ascii="Consolas" w:eastAsia="Times New Roman" w:hAnsi="Consolas" w:cs="Times New Roman"/>
@@ -19638,7 +19123,6 @@
         <w:t>heappush</w:t>
       </w:r>
       <w:proofErr w:type="spellEnd"/>
-      <w:proofErr w:type="gramEnd"/>
       <w:r>
         <w:rPr>
           <w:rFonts w:ascii="Consolas" w:eastAsia="Times New Roman" w:hAnsi="Consolas" w:cs="Times New Roman"/>
@@ -19699,7 +19183,6 @@
         </w:rPr>
         <w:t xml:space="preserve">, </w:t>
       </w:r>
-      <w:proofErr w:type="gramStart"/>
       <w:r>
         <w:rPr>
           <w:rFonts w:ascii="Consolas" w:eastAsia="Times New Roman" w:hAnsi="Consolas" w:cs="Times New Roman"/>
@@ -19724,7 +19207,6 @@
         </w:rPr>
         <w:t>:=</w:t>
       </w:r>
-      <w:proofErr w:type="gramEnd"/>
       <w:r>
         <w:rPr>
           <w:rFonts w:ascii="Consolas" w:eastAsia="Times New Roman" w:hAnsi="Consolas" w:cs="Times New Roman"/>
@@ -19873,7 +19355,6 @@
         <w:t xml:space="preserve">    </w:t>
       </w:r>
       <w:proofErr w:type="spellStart"/>
-      <w:proofErr w:type="gramStart"/>
       <w:r>
         <w:rPr>
           <w:rFonts w:ascii="Consolas" w:eastAsia="Times New Roman" w:hAnsi="Consolas" w:cs="Times New Roman"/>
@@ -19911,7 +19392,6 @@
         <w:t>heappush</w:t>
       </w:r>
       <w:proofErr w:type="spellEnd"/>
-      <w:proofErr w:type="gramEnd"/>
       <w:r>
         <w:rPr>
           <w:rFonts w:ascii="Consolas" w:eastAsia="Times New Roman" w:hAnsi="Consolas" w:cs="Times New Roman"/>
@@ -19972,7 +19452,6 @@
         </w:rPr>
         <w:t xml:space="preserve">, </w:t>
       </w:r>
-      <w:proofErr w:type="gramStart"/>
       <w:r>
         <w:rPr>
           <w:rFonts w:ascii="Consolas" w:eastAsia="Times New Roman" w:hAnsi="Consolas" w:cs="Times New Roman"/>
@@ -19997,7 +19476,6 @@
         </w:rPr>
         <w:t>:=</w:t>
       </w:r>
-      <w:proofErr w:type="gramEnd"/>
       <w:r>
         <w:rPr>
           <w:rFonts w:ascii="Consolas" w:eastAsia="Times New Roman" w:hAnsi="Consolas" w:cs="Times New Roman"/>
@@ -20122,7 +19600,6 @@
         <w:t xml:space="preserve">    </w:t>
       </w:r>
       <w:proofErr w:type="spellStart"/>
-      <w:proofErr w:type="gramStart"/>
       <w:r>
         <w:rPr>
           <w:rFonts w:ascii="Consolas" w:eastAsia="Times New Roman" w:hAnsi="Consolas" w:cs="Times New Roman"/>
@@ -20160,7 +19637,6 @@
         <w:t>heappush</w:t>
       </w:r>
       <w:proofErr w:type="spellEnd"/>
-      <w:proofErr w:type="gramEnd"/>
       <w:r>
         <w:rPr>
           <w:rFonts w:ascii="Consolas" w:eastAsia="Times New Roman" w:hAnsi="Consolas" w:cs="Times New Roman"/>
@@ -20221,7 +19697,6 @@
         </w:rPr>
         <w:t xml:space="preserve">, </w:t>
       </w:r>
-      <w:proofErr w:type="gramStart"/>
       <w:r>
         <w:rPr>
           <w:rFonts w:ascii="Consolas" w:eastAsia="Times New Roman" w:hAnsi="Consolas" w:cs="Times New Roman"/>
@@ -20246,7 +19721,6 @@
         </w:rPr>
         <w:t>:=</w:t>
       </w:r>
-      <w:proofErr w:type="gramEnd"/>
       <w:r>
         <w:rPr>
           <w:rFonts w:ascii="Consolas" w:eastAsia="Times New Roman" w:hAnsi="Consolas" w:cs="Times New Roman"/>
@@ -20397,7 +19871,6 @@
         <w:t xml:space="preserve">    </w:t>
       </w:r>
       <w:proofErr w:type="spellStart"/>
-      <w:proofErr w:type="gramStart"/>
       <w:r>
         <w:rPr>
           <w:rFonts w:ascii="Consolas" w:eastAsia="Times New Roman" w:hAnsi="Consolas" w:cs="Times New Roman"/>
@@ -20435,7 +19908,6 @@
         <w:t>heappush</w:t>
       </w:r>
       <w:proofErr w:type="spellEnd"/>
-      <w:proofErr w:type="gramEnd"/>
       <w:r>
         <w:rPr>
           <w:rFonts w:ascii="Consolas" w:eastAsia="Times New Roman" w:hAnsi="Consolas" w:cs="Times New Roman"/>
@@ -20496,7 +19968,6 @@
         </w:rPr>
         <w:t xml:space="preserve">, </w:t>
       </w:r>
-      <w:proofErr w:type="gramStart"/>
       <w:r>
         <w:rPr>
           <w:rFonts w:ascii="Consolas" w:eastAsia="Times New Roman" w:hAnsi="Consolas" w:cs="Times New Roman"/>
@@ -20521,7 +19992,6 @@
         </w:rPr>
         <w:t>:=</w:t>
       </w:r>
-      <w:proofErr w:type="gramEnd"/>
       <w:r>
         <w:rPr>
           <w:rFonts w:ascii="Consolas" w:eastAsia="Times New Roman" w:hAnsi="Consolas" w:cs="Times New Roman"/>
@@ -20670,7 +20140,6 @@
         <w:t xml:space="preserve">    </w:t>
       </w:r>
       <w:proofErr w:type="spellStart"/>
-      <w:proofErr w:type="gramStart"/>
       <w:r>
         <w:rPr>
           <w:rFonts w:ascii="Consolas" w:eastAsia="Times New Roman" w:hAnsi="Consolas" w:cs="Times New Roman"/>
@@ -20708,7 +20177,6 @@
         <w:t>heappush</w:t>
       </w:r>
       <w:proofErr w:type="spellEnd"/>
-      <w:proofErr w:type="gramEnd"/>
       <w:r>
         <w:rPr>
           <w:rFonts w:ascii="Consolas" w:eastAsia="Times New Roman" w:hAnsi="Consolas" w:cs="Times New Roman"/>
@@ -20769,7 +20237,6 @@
         </w:rPr>
         <w:t xml:space="preserve">, </w:t>
       </w:r>
-      <w:proofErr w:type="gramStart"/>
       <w:r>
         <w:rPr>
           <w:rFonts w:ascii="Consolas" w:eastAsia="Times New Roman" w:hAnsi="Consolas" w:cs="Times New Roman"/>
@@ -20794,7 +20261,6 @@
         </w:rPr>
         <w:t>:=</w:t>
       </w:r>
-      <w:proofErr w:type="gramEnd"/>
       <w:r>
         <w:rPr>
           <w:rFonts w:ascii="Consolas" w:eastAsia="Times New Roman" w:hAnsi="Consolas" w:cs="Times New Roman"/>
@@ -20943,7 +20409,6 @@
         <w:t xml:space="preserve">    </w:t>
       </w:r>
       <w:proofErr w:type="spellStart"/>
-      <w:proofErr w:type="gramStart"/>
       <w:r>
         <w:rPr>
           <w:rFonts w:ascii="Consolas" w:eastAsia="Times New Roman" w:hAnsi="Consolas" w:cs="Times New Roman"/>
@@ -20981,7 +20446,6 @@
         <w:t>heappush</w:t>
       </w:r>
       <w:proofErr w:type="spellEnd"/>
-      <w:proofErr w:type="gramEnd"/>
       <w:r>
         <w:rPr>
           <w:rFonts w:ascii="Consolas" w:eastAsia="Times New Roman" w:hAnsi="Consolas" w:cs="Times New Roman"/>
@@ -21042,7 +20506,6 @@
         </w:rPr>
         <w:t xml:space="preserve">, </w:t>
       </w:r>
-      <w:proofErr w:type="gramStart"/>
       <w:r>
         <w:rPr>
           <w:rFonts w:ascii="Consolas" w:eastAsia="Times New Roman" w:hAnsi="Consolas" w:cs="Times New Roman"/>
@@ -21067,7 +20530,6 @@
         </w:rPr>
         <w:t>:=</w:t>
       </w:r>
-      <w:proofErr w:type="gramEnd"/>
       <w:r>
         <w:rPr>
           <w:rFonts w:ascii="Consolas" w:eastAsia="Times New Roman" w:hAnsi="Consolas" w:cs="Times New Roman"/>
@@ -21438,7 +20900,6 @@
         <w:t xml:space="preserve"> </w:t>
       </w:r>
       <w:proofErr w:type="spellStart"/>
-      <w:proofErr w:type="gramStart"/>
       <w:r>
         <w:rPr>
           <w:rFonts w:ascii="Consolas" w:eastAsia="Times New Roman" w:hAnsi="Consolas" w:cs="Times New Roman"/>
@@ -21476,7 +20937,6 @@
         <w:t>heappop</w:t>
       </w:r>
       <w:proofErr w:type="spellEnd"/>
-      <w:proofErr w:type="gramEnd"/>
       <w:r>
         <w:rPr>
           <w:rFonts w:ascii="Consolas" w:eastAsia="Times New Roman" w:hAnsi="Consolas" w:cs="Times New Roman"/>
@@ -21540,7 +21000,6 @@
         </w:rPr>
         <w:t xml:space="preserve">        </w:t>
       </w:r>
-      <w:proofErr w:type="gramStart"/>
       <w:r>
         <w:rPr>
           <w:rFonts w:ascii="Consolas" w:eastAsia="Times New Roman" w:hAnsi="Consolas" w:cs="Times New Roman"/>
@@ -21565,7 +21024,6 @@
         </w:rPr>
         <w:t>(</w:t>
       </w:r>
-      <w:proofErr w:type="gramEnd"/>
       <w:r>
         <w:rPr>
           <w:rFonts w:ascii="Consolas" w:eastAsia="Times New Roman" w:hAnsi="Consolas" w:cs="Times New Roman"/>
@@ -21916,20 +21374,7 @@
           <w:lang w:val="en-US" w:eastAsia="ru-RU"/>
           <w14:ligatures w14:val="none"/>
         </w:rPr>
-        <w:t>top_k_</w:t>
-      </w:r>
-      <w:proofErr w:type="gramStart"/>
-      <w:r>
-        <w:rPr>
-          <w:rFonts w:ascii="Consolas" w:eastAsia="Times New Roman" w:hAnsi="Consolas" w:cs="Times New Roman"/>
-          <w:color w:val="D2A8FF"/>
-          <w:kern w:val="0"/>
-          <w:sz w:val="21"/>
-          <w:szCs w:val="21"/>
-          <w:lang w:val="en-US" w:eastAsia="ru-RU"/>
-          <w14:ligatures w14:val="none"/>
-        </w:rPr>
-        <w:t>heap</w:t>
+        <w:t>top_k_heap</w:t>
       </w:r>
       <w:proofErr w:type="spellEnd"/>
       <w:r>
@@ -21944,7 +21389,6 @@
         </w:rPr>
         <w:t>(</w:t>
       </w:r>
-      <w:proofErr w:type="gramEnd"/>
       <w:r>
         <w:rPr>
           <w:rFonts w:ascii="Consolas" w:eastAsia="Times New Roman" w:hAnsi="Consolas" w:cs="Times New Roman"/>
@@ -22368,7 +21812,6 @@
         <w:t xml:space="preserve">            </w:t>
       </w:r>
       <w:proofErr w:type="spellStart"/>
-      <w:proofErr w:type="gramStart"/>
       <w:r>
         <w:rPr>
           <w:rFonts w:ascii="Consolas" w:eastAsia="Times New Roman" w:hAnsi="Consolas" w:cs="Times New Roman"/>
@@ -22406,7 +21849,6 @@
         <w:t>heappush</w:t>
       </w:r>
       <w:proofErr w:type="spellEnd"/>
-      <w:proofErr w:type="gramEnd"/>
       <w:r>
         <w:rPr>
           <w:rFonts w:ascii="Consolas" w:eastAsia="Times New Roman" w:hAnsi="Consolas" w:cs="Times New Roman"/>
@@ -22568,7 +22010,6 @@
         </w:rPr>
         <w:t xml:space="preserve"> </w:t>
       </w:r>
-      <w:proofErr w:type="gramStart"/>
       <w:r>
         <w:rPr>
           <w:rFonts w:ascii="Consolas" w:eastAsia="Times New Roman" w:hAnsi="Consolas" w:cs="Times New Roman"/>
@@ -22593,7 +22034,6 @@
         </w:rPr>
         <w:t>[</w:t>
       </w:r>
-      <w:proofErr w:type="gramEnd"/>
       <w:r>
         <w:rPr>
           <w:rFonts w:ascii="Consolas" w:eastAsia="Times New Roman" w:hAnsi="Consolas" w:cs="Times New Roman"/>
@@ -22646,7 +22086,6 @@
         <w:t xml:space="preserve">            </w:t>
       </w:r>
       <w:proofErr w:type="spellStart"/>
-      <w:proofErr w:type="gramStart"/>
       <w:r>
         <w:rPr>
           <w:rFonts w:ascii="Consolas" w:eastAsia="Times New Roman" w:hAnsi="Consolas" w:cs="Times New Roman"/>
@@ -22684,7 +22123,6 @@
         <w:t>heapreplace</w:t>
       </w:r>
       <w:proofErr w:type="spellEnd"/>
-      <w:proofErr w:type="gramEnd"/>
       <w:r>
         <w:rPr>
           <w:rFonts w:ascii="Consolas" w:eastAsia="Times New Roman" w:hAnsi="Consolas" w:cs="Times New Roman"/>
@@ -22756,7 +22194,7 @@
           <w:kern w:val="0"/>
           <w:sz w:val="21"/>
           <w:szCs w:val="21"/>
-          <w:lang w:eastAsia="ru-RU"/>
+          <w:lang w:val="en-US" w:eastAsia="ru-RU"/>
           <w14:ligatures w14:val="none"/>
         </w:rPr>
       </w:pPr>
@@ -22819,7 +22257,7 @@
           <w:kern w:val="0"/>
           <w:sz w:val="21"/>
           <w:szCs w:val="21"/>
-          <w:lang w:eastAsia="ru-RU"/>
+          <w:lang w:val="en-US" w:eastAsia="ru-RU"/>
           <w14:ligatures w14:val="none"/>
         </w:rPr>
       </w:pPr>
@@ -22838,7 +22276,6 @@
           <w14:ligatures w14:val="none"/>
         </w:rPr>
       </w:pPr>
-      <w:proofErr w:type="gramStart"/>
       <w:r>
         <w:rPr>
           <w:rFonts w:ascii="Consolas" w:eastAsia="Times New Roman" w:hAnsi="Consolas" w:cs="Times New Roman"/>
@@ -22863,7 +22300,6 @@
         </w:rPr>
         <w:t>(</w:t>
       </w:r>
-      <w:proofErr w:type="gramEnd"/>
       <w:r>
         <w:rPr>
           <w:rFonts w:ascii="Consolas" w:eastAsia="Times New Roman" w:hAnsi="Consolas" w:cs="Times New Roman"/>
@@ -23038,7 +22474,6 @@
         <w:t xml:space="preserve"> [</w:t>
       </w:r>
       <w:proofErr w:type="spellStart"/>
-      <w:proofErr w:type="gramStart"/>
       <w:r>
         <w:rPr>
           <w:rFonts w:ascii="Consolas" w:eastAsia="Times New Roman" w:hAnsi="Consolas" w:cs="Times New Roman"/>
@@ -23076,7 +22511,6 @@
         <w:t>randint</w:t>
       </w:r>
       <w:proofErr w:type="spellEnd"/>
-      <w:proofErr w:type="gramEnd"/>
       <w:r>
         <w:rPr>
           <w:rFonts w:ascii="Consolas" w:eastAsia="Times New Roman" w:hAnsi="Consolas" w:cs="Times New Roman"/>
@@ -23209,7 +22643,6 @@
         </w:rPr>
         <w:t xml:space="preserve"> </w:t>
       </w:r>
-      <w:proofErr w:type="gramStart"/>
       <w:r>
         <w:rPr>
           <w:rFonts w:ascii="Consolas" w:eastAsia="Times New Roman" w:hAnsi="Consolas" w:cs="Times New Roman"/>
@@ -23234,7 +22667,6 @@
         </w:rPr>
         <w:t>(</w:t>
       </w:r>
-      <w:proofErr w:type="gramEnd"/>
       <w:r>
         <w:rPr>
           <w:rFonts w:ascii="Consolas" w:eastAsia="Times New Roman" w:hAnsi="Consolas" w:cs="Times New Roman"/>
@@ -23508,7 +22940,6 @@
         <w:t xml:space="preserve"> </w:t>
       </w:r>
       <w:proofErr w:type="spellStart"/>
-      <w:proofErr w:type="gramStart"/>
       <w:r>
         <w:rPr>
           <w:rFonts w:ascii="Consolas" w:eastAsia="Times New Roman" w:hAnsi="Consolas" w:cs="Times New Roman"/>
@@ -23543,33 +22974,7 @@
           <w:lang w:val="en-US" w:eastAsia="ru-RU"/>
           <w14:ligatures w14:val="none"/>
         </w:rPr>
-        <w:t>perf</w:t>
-      </w:r>
-      <w:proofErr w:type="gramEnd"/>
-      <w:r>
-        <w:rPr>
-          <w:rFonts w:ascii="Consolas" w:eastAsia="Times New Roman" w:hAnsi="Consolas" w:cs="Times New Roman"/>
-          <w:color w:val="D2A8FF"/>
-          <w:kern w:val="0"/>
-          <w:sz w:val="21"/>
-          <w:szCs w:val="21"/>
-          <w:lang w:val="en-US" w:eastAsia="ru-RU"/>
-          <w14:ligatures w14:val="none"/>
-        </w:rPr>
-        <w:t>_</w:t>
-      </w:r>
-      <w:proofErr w:type="gramStart"/>
-      <w:r>
-        <w:rPr>
-          <w:rFonts w:ascii="Consolas" w:eastAsia="Times New Roman" w:hAnsi="Consolas" w:cs="Times New Roman"/>
-          <w:color w:val="D2A8FF"/>
-          <w:kern w:val="0"/>
-          <w:sz w:val="21"/>
-          <w:szCs w:val="21"/>
-          <w:lang w:val="en-US" w:eastAsia="ru-RU"/>
-          <w14:ligatures w14:val="none"/>
-        </w:rPr>
-        <w:t>counter</w:t>
+        <w:t>perf_counter</w:t>
       </w:r>
       <w:proofErr w:type="spellEnd"/>
       <w:r>
@@ -23582,20 +22987,7 @@
           <w:lang w:val="en-US" w:eastAsia="ru-RU"/>
           <w14:ligatures w14:val="none"/>
         </w:rPr>
-        <w:t>(</w:t>
-      </w:r>
-      <w:proofErr w:type="gramEnd"/>
-      <w:r>
-        <w:rPr>
-          <w:rFonts w:ascii="Consolas" w:eastAsia="Times New Roman" w:hAnsi="Consolas" w:cs="Times New Roman"/>
-          <w:color w:val="BBBEBF"/>
-          <w:kern w:val="0"/>
-          <w:sz w:val="21"/>
-          <w:szCs w:val="21"/>
-          <w:lang w:val="en-US" w:eastAsia="ru-RU"/>
-          <w14:ligatures w14:val="none"/>
-        </w:rPr>
-        <w:t>)</w:t>
+        <w:t>()</w:t>
       </w:r>
     </w:p>
     <w:p>
@@ -23672,7 +23064,6 @@
         </w:rPr>
         <w:t xml:space="preserve"> </w:t>
       </w:r>
-      <w:proofErr w:type="gramStart"/>
       <w:r>
         <w:rPr>
           <w:rFonts w:ascii="Consolas" w:eastAsia="Times New Roman" w:hAnsi="Consolas" w:cs="Times New Roman"/>
@@ -23698,7 +23089,6 @@
         <w:t>(</w:t>
       </w:r>
       <w:proofErr w:type="spellStart"/>
-      <w:proofErr w:type="gramEnd"/>
       <w:r>
         <w:rPr>
           <w:rFonts w:ascii="Consolas" w:eastAsia="Times New Roman" w:hAnsi="Consolas" w:cs="Times New Roman"/>
@@ -23748,7 +23138,6 @@
         </w:rPr>
         <w:t>=</w:t>
       </w:r>
-      <w:proofErr w:type="gramStart"/>
       <w:r>
         <w:rPr>
           <w:rFonts w:ascii="Consolas" w:eastAsia="Times New Roman" w:hAnsi="Consolas" w:cs="Times New Roman"/>
@@ -23771,20 +23160,7 @@
           <w:lang w:val="en-US" w:eastAsia="ru-RU"/>
           <w14:ligatures w14:val="none"/>
         </w:rPr>
-        <w:t>)[</w:t>
-      </w:r>
-      <w:proofErr w:type="gramEnd"/>
-      <w:r>
-        <w:rPr>
-          <w:rFonts w:ascii="Consolas" w:eastAsia="Times New Roman" w:hAnsi="Consolas" w:cs="Times New Roman"/>
-          <w:color w:val="BBBEBF"/>
-          <w:kern w:val="0"/>
-          <w:sz w:val="21"/>
-          <w:szCs w:val="21"/>
-          <w:lang w:val="en-US" w:eastAsia="ru-RU"/>
-          <w14:ligatures w14:val="none"/>
-        </w:rPr>
-        <w:t>:</w:t>
+        <w:t>)[:</w:t>
       </w:r>
       <w:r>
         <w:rPr>
@@ -23888,7 +23264,6 @@
         <w:t xml:space="preserve"> </w:t>
       </w:r>
       <w:proofErr w:type="spellStart"/>
-      <w:proofErr w:type="gramStart"/>
       <w:r>
         <w:rPr>
           <w:rFonts w:ascii="Consolas" w:eastAsia="Times New Roman" w:hAnsi="Consolas" w:cs="Times New Roman"/>
@@ -23923,33 +23298,7 @@
           <w:lang w:val="en-US" w:eastAsia="ru-RU"/>
           <w14:ligatures w14:val="none"/>
         </w:rPr>
-        <w:t>perf</w:t>
-      </w:r>
-      <w:proofErr w:type="gramEnd"/>
-      <w:r>
-        <w:rPr>
-          <w:rFonts w:ascii="Consolas" w:eastAsia="Times New Roman" w:hAnsi="Consolas" w:cs="Times New Roman"/>
-          <w:color w:val="D2A8FF"/>
-          <w:kern w:val="0"/>
-          <w:sz w:val="21"/>
-          <w:szCs w:val="21"/>
-          <w:lang w:val="en-US" w:eastAsia="ru-RU"/>
-          <w14:ligatures w14:val="none"/>
-        </w:rPr>
-        <w:t>_</w:t>
-      </w:r>
-      <w:proofErr w:type="gramStart"/>
-      <w:r>
-        <w:rPr>
-          <w:rFonts w:ascii="Consolas" w:eastAsia="Times New Roman" w:hAnsi="Consolas" w:cs="Times New Roman"/>
-          <w:color w:val="D2A8FF"/>
-          <w:kern w:val="0"/>
-          <w:sz w:val="21"/>
-          <w:szCs w:val="21"/>
-          <w:lang w:val="en-US" w:eastAsia="ru-RU"/>
-          <w14:ligatures w14:val="none"/>
-        </w:rPr>
-        <w:t>counter</w:t>
+        <w:t>perf_counter</w:t>
       </w:r>
       <w:proofErr w:type="spellEnd"/>
       <w:r>
@@ -23962,20 +23311,7 @@
           <w:lang w:val="en-US" w:eastAsia="ru-RU"/>
           <w14:ligatures w14:val="none"/>
         </w:rPr>
-        <w:t>(</w:t>
-      </w:r>
-      <w:proofErr w:type="gramEnd"/>
-      <w:r>
-        <w:rPr>
-          <w:rFonts w:ascii="Consolas" w:eastAsia="Times New Roman" w:hAnsi="Consolas" w:cs="Times New Roman"/>
-          <w:color w:val="BBBEBF"/>
-          <w:kern w:val="0"/>
-          <w:sz w:val="21"/>
-          <w:szCs w:val="21"/>
-          <w:lang w:val="en-US" w:eastAsia="ru-RU"/>
-          <w14:ligatures w14:val="none"/>
-        </w:rPr>
-        <w:t xml:space="preserve">) </w:t>
+        <w:t xml:space="preserve">() </w:t>
       </w:r>
       <w:r>
         <w:rPr>
@@ -24116,7 +23452,6 @@
         <w:t xml:space="preserve"> </w:t>
       </w:r>
       <w:proofErr w:type="spellStart"/>
-      <w:proofErr w:type="gramStart"/>
       <w:r>
         <w:rPr>
           <w:rFonts w:ascii="Consolas" w:eastAsia="Times New Roman" w:hAnsi="Consolas" w:cs="Times New Roman"/>
@@ -24151,33 +23486,7 @@
           <w:lang w:val="en-US" w:eastAsia="ru-RU"/>
           <w14:ligatures w14:val="none"/>
         </w:rPr>
-        <w:t>perf</w:t>
-      </w:r>
-      <w:proofErr w:type="gramEnd"/>
-      <w:r>
-        <w:rPr>
-          <w:rFonts w:ascii="Consolas" w:eastAsia="Times New Roman" w:hAnsi="Consolas" w:cs="Times New Roman"/>
-          <w:color w:val="D2A8FF"/>
-          <w:kern w:val="0"/>
-          <w:sz w:val="21"/>
-          <w:szCs w:val="21"/>
-          <w:lang w:val="en-US" w:eastAsia="ru-RU"/>
-          <w14:ligatures w14:val="none"/>
-        </w:rPr>
-        <w:t>_</w:t>
-      </w:r>
-      <w:proofErr w:type="gramStart"/>
-      <w:r>
-        <w:rPr>
-          <w:rFonts w:ascii="Consolas" w:eastAsia="Times New Roman" w:hAnsi="Consolas" w:cs="Times New Roman"/>
-          <w:color w:val="D2A8FF"/>
-          <w:kern w:val="0"/>
-          <w:sz w:val="21"/>
-          <w:szCs w:val="21"/>
-          <w:lang w:val="en-US" w:eastAsia="ru-RU"/>
-          <w14:ligatures w14:val="none"/>
-        </w:rPr>
-        <w:t>counter</w:t>
+        <w:t>perf_counter</w:t>
       </w:r>
       <w:proofErr w:type="spellEnd"/>
       <w:r>
@@ -24190,20 +23499,7 @@
           <w:lang w:val="en-US" w:eastAsia="ru-RU"/>
           <w14:ligatures w14:val="none"/>
         </w:rPr>
-        <w:t>(</w:t>
-      </w:r>
-      <w:proofErr w:type="gramEnd"/>
-      <w:r>
-        <w:rPr>
-          <w:rFonts w:ascii="Consolas" w:eastAsia="Times New Roman" w:hAnsi="Consolas" w:cs="Times New Roman"/>
-          <w:color w:val="BBBEBF"/>
-          <w:kern w:val="0"/>
-          <w:sz w:val="21"/>
-          <w:szCs w:val="21"/>
-          <w:lang w:val="en-US" w:eastAsia="ru-RU"/>
-          <w14:ligatures w14:val="none"/>
-        </w:rPr>
-        <w:t>)</w:t>
+        <w:t>()</w:t>
       </w:r>
     </w:p>
     <w:p>
@@ -24291,20 +23587,7 @@
           <w:lang w:val="en-US" w:eastAsia="ru-RU"/>
           <w14:ligatures w14:val="none"/>
         </w:rPr>
-        <w:t>top_k_</w:t>
-      </w:r>
-      <w:proofErr w:type="gramStart"/>
-      <w:r>
-        <w:rPr>
-          <w:rFonts w:ascii="Consolas" w:eastAsia="Times New Roman" w:hAnsi="Consolas" w:cs="Times New Roman"/>
-          <w:color w:val="D2A8FF"/>
-          <w:kern w:val="0"/>
-          <w:sz w:val="21"/>
-          <w:szCs w:val="21"/>
-          <w:lang w:val="en-US" w:eastAsia="ru-RU"/>
-          <w14:ligatures w14:val="none"/>
-        </w:rPr>
-        <w:t>heap</w:t>
+        <w:t>top_k_heap</w:t>
       </w:r>
       <w:proofErr w:type="spellEnd"/>
       <w:r>
@@ -24320,7 +23603,6 @@
         <w:t>(</w:t>
       </w:r>
       <w:proofErr w:type="spellStart"/>
-      <w:proofErr w:type="gramEnd"/>
       <w:r>
         <w:rPr>
           <w:rFonts w:ascii="Consolas" w:eastAsia="Times New Roman" w:hAnsi="Consolas" w:cs="Times New Roman"/>
@@ -24448,7 +23730,6 @@
         <w:t xml:space="preserve"> </w:t>
       </w:r>
       <w:proofErr w:type="spellStart"/>
-      <w:proofErr w:type="gramStart"/>
       <w:r>
         <w:rPr>
           <w:rFonts w:ascii="Consolas" w:eastAsia="Times New Roman" w:hAnsi="Consolas" w:cs="Times New Roman"/>
@@ -24483,33 +23764,7 @@
           <w:lang w:val="en-US" w:eastAsia="ru-RU"/>
           <w14:ligatures w14:val="none"/>
         </w:rPr>
-        <w:t>perf</w:t>
-      </w:r>
-      <w:proofErr w:type="gramEnd"/>
-      <w:r>
-        <w:rPr>
-          <w:rFonts w:ascii="Consolas" w:eastAsia="Times New Roman" w:hAnsi="Consolas" w:cs="Times New Roman"/>
-          <w:color w:val="D2A8FF"/>
-          <w:kern w:val="0"/>
-          <w:sz w:val="21"/>
-          <w:szCs w:val="21"/>
-          <w:lang w:val="en-US" w:eastAsia="ru-RU"/>
-          <w14:ligatures w14:val="none"/>
-        </w:rPr>
-        <w:t>_</w:t>
-      </w:r>
-      <w:proofErr w:type="gramStart"/>
-      <w:r>
-        <w:rPr>
-          <w:rFonts w:ascii="Consolas" w:eastAsia="Times New Roman" w:hAnsi="Consolas" w:cs="Times New Roman"/>
-          <w:color w:val="D2A8FF"/>
-          <w:kern w:val="0"/>
-          <w:sz w:val="21"/>
-          <w:szCs w:val="21"/>
-          <w:lang w:val="en-US" w:eastAsia="ru-RU"/>
-          <w14:ligatures w14:val="none"/>
-        </w:rPr>
-        <w:t>counter</w:t>
+        <w:t>perf_counter</w:t>
       </w:r>
       <w:proofErr w:type="spellEnd"/>
       <w:r>
@@ -24522,20 +23777,7 @@
           <w:lang w:val="en-US" w:eastAsia="ru-RU"/>
           <w14:ligatures w14:val="none"/>
         </w:rPr>
-        <w:t>(</w:t>
-      </w:r>
-      <w:proofErr w:type="gramEnd"/>
-      <w:r>
-        <w:rPr>
-          <w:rFonts w:ascii="Consolas" w:eastAsia="Times New Roman" w:hAnsi="Consolas" w:cs="Times New Roman"/>
-          <w:color w:val="BBBEBF"/>
-          <w:kern w:val="0"/>
-          <w:sz w:val="21"/>
-          <w:szCs w:val="21"/>
-          <w:lang w:val="en-US" w:eastAsia="ru-RU"/>
-          <w14:ligatures w14:val="none"/>
-        </w:rPr>
-        <w:t xml:space="preserve">) </w:t>
+        <w:t xml:space="preserve">() </w:t>
       </w:r>
       <w:r>
         <w:rPr>
@@ -25020,7 +24262,6 @@
         </w:rPr>
       </w:pPr>
       <w:proofErr w:type="spellStart"/>
-      <w:proofErr w:type="gramStart"/>
       <w:r>
         <w:rPr>
           <w:rFonts w:ascii="Consolas" w:eastAsia="Times New Roman" w:hAnsi="Consolas" w:cs="Times New Roman"/>
@@ -25046,7 +24287,6 @@
         </w:rPr>
         <w:t>(</w:t>
       </w:r>
-      <w:proofErr w:type="gramEnd"/>
       <w:r>
         <w:rPr>
           <w:rFonts w:ascii="Consolas" w:eastAsia="Times New Roman" w:hAnsi="Consolas" w:cs="Times New Roman"/>
@@ -25323,7 +24563,6 @@
         <w:t xml:space="preserve">            </w:t>
       </w:r>
       <w:proofErr w:type="spellStart"/>
-      <w:proofErr w:type="gramStart"/>
       <w:r>
         <w:rPr>
           <w:rFonts w:ascii="Consolas" w:eastAsia="Times New Roman" w:hAnsi="Consolas" w:cs="Times New Roman"/>
@@ -25361,7 +24600,6 @@
         <w:t>participants</w:t>
       </w:r>
       <w:proofErr w:type="spellEnd"/>
-      <w:proofErr w:type="gramEnd"/>
       <w:r>
         <w:rPr>
           <w:rFonts w:ascii="Consolas" w:eastAsia="Times New Roman" w:hAnsi="Consolas" w:cs="Times New Roman"/>
@@ -25486,7 +24724,6 @@
         <w:t xml:space="preserve">            </w:t>
       </w:r>
       <w:proofErr w:type="spellStart"/>
-      <w:proofErr w:type="gramStart"/>
       <w:r>
         <w:rPr>
           <w:rFonts w:ascii="Consolas" w:eastAsia="Times New Roman" w:hAnsi="Consolas" w:cs="Times New Roman"/>
@@ -25521,20 +24758,7 @@
           <w:lang w:val="en-US" w:eastAsia="ru-RU"/>
           <w14:ligatures w14:val="none"/>
         </w:rPr>
-        <w:t>check</w:t>
-      </w:r>
-      <w:proofErr w:type="gramEnd"/>
-      <w:r>
-        <w:rPr>
-          <w:rFonts w:ascii="Consolas" w:eastAsia="Times New Roman" w:hAnsi="Consolas" w:cs="Times New Roman"/>
-          <w:color w:val="C9D1D9"/>
-          <w:kern w:val="0"/>
-          <w:sz w:val="21"/>
-          <w:szCs w:val="21"/>
-          <w:lang w:val="en-US" w:eastAsia="ru-RU"/>
-          <w14:ligatures w14:val="none"/>
-        </w:rPr>
-        <w:t>_queue</w:t>
+        <w:t>check_queue</w:t>
       </w:r>
       <w:proofErr w:type="spellEnd"/>
       <w:r>
@@ -25675,7 +24899,6 @@
         <w:t xml:space="preserve">            </w:t>
       </w:r>
       <w:proofErr w:type="spellStart"/>
-      <w:proofErr w:type="gramStart"/>
       <w:r>
         <w:rPr>
           <w:rFonts w:ascii="Consolas" w:eastAsia="Times New Roman" w:hAnsi="Consolas" w:cs="Times New Roman"/>
@@ -25713,7 +24936,6 @@
         <w:t>counter</w:t>
       </w:r>
       <w:proofErr w:type="spellEnd"/>
-      <w:proofErr w:type="gramEnd"/>
       <w:r>
         <w:rPr>
           <w:rFonts w:ascii="Consolas" w:eastAsia="Times New Roman" w:hAnsi="Consolas" w:cs="Times New Roman"/>
@@ -25839,20 +25061,7 @@
           <w:lang w:val="en-US" w:eastAsia="ru-RU"/>
           <w14:ligatures w14:val="none"/>
         </w:rPr>
-        <w:t>add_</w:t>
-      </w:r>
-      <w:proofErr w:type="gramStart"/>
-      <w:r>
-        <w:rPr>
-          <w:rFonts w:ascii="Consolas" w:eastAsia="Times New Roman" w:hAnsi="Consolas" w:cs="Times New Roman"/>
-          <w:color w:val="D2A8FF"/>
-          <w:kern w:val="0"/>
-          <w:sz w:val="21"/>
-          <w:szCs w:val="21"/>
-          <w:lang w:val="en-US" w:eastAsia="ru-RU"/>
-          <w14:ligatures w14:val="none"/>
-        </w:rPr>
-        <w:t>participant</w:t>
+        <w:t>add_participant</w:t>
       </w:r>
       <w:proofErr w:type="spellEnd"/>
       <w:r>
@@ -25867,7 +25076,6 @@
         </w:rPr>
         <w:t>(</w:t>
       </w:r>
-      <w:proofErr w:type="gramEnd"/>
       <w:r>
         <w:rPr>
           <w:rFonts w:ascii="Consolas" w:eastAsia="Times New Roman" w:hAnsi="Consolas" w:cs="Times New Roman"/>
@@ -25994,7 +25202,6 @@
         <w:t xml:space="preserve">            </w:t>
       </w:r>
       <w:proofErr w:type="spellStart"/>
-      <w:proofErr w:type="gramStart"/>
       <w:r>
         <w:rPr>
           <w:rFonts w:ascii="Consolas" w:eastAsia="Times New Roman" w:hAnsi="Consolas" w:cs="Times New Roman"/>
@@ -26032,7 +25239,6 @@
         <w:t>participants</w:t>
       </w:r>
       <w:proofErr w:type="spellEnd"/>
-      <w:proofErr w:type="gramEnd"/>
       <w:r>
         <w:rPr>
           <w:rFonts w:ascii="Consolas" w:eastAsia="Times New Roman" w:hAnsi="Consolas" w:cs="Times New Roman"/>
@@ -26218,7 +25424,6 @@
         </w:rPr>
         <w:t xml:space="preserve">            </w:t>
       </w:r>
-      <w:proofErr w:type="gramStart"/>
       <w:r>
         <w:rPr>
           <w:rFonts w:ascii="Consolas" w:eastAsia="Times New Roman" w:hAnsi="Consolas" w:cs="Times New Roman"/>
@@ -26243,7 +25448,6 @@
         </w:rPr>
         <w:t>(</w:t>
       </w:r>
-      <w:proofErr w:type="gramEnd"/>
       <w:r>
         <w:rPr>
           <w:rFonts w:ascii="Consolas" w:eastAsia="Times New Roman" w:hAnsi="Consolas" w:cs="Times New Roman"/>
@@ -26419,20 +25623,7 @@
           <w:lang w:val="en-US" w:eastAsia="ru-RU"/>
           <w14:ligatures w14:val="none"/>
         </w:rPr>
-        <w:t>add_to_</w:t>
-      </w:r>
-      <w:proofErr w:type="gramStart"/>
-      <w:r>
-        <w:rPr>
-          <w:rFonts w:ascii="Consolas" w:eastAsia="Times New Roman" w:hAnsi="Consolas" w:cs="Times New Roman"/>
-          <w:color w:val="D2A8FF"/>
-          <w:kern w:val="0"/>
-          <w:sz w:val="21"/>
-          <w:szCs w:val="21"/>
-          <w:lang w:val="en-US" w:eastAsia="ru-RU"/>
-          <w14:ligatures w14:val="none"/>
-        </w:rPr>
-        <w:t>queue</w:t>
+        <w:t>add_to_queue</w:t>
       </w:r>
       <w:proofErr w:type="spellEnd"/>
       <w:r>
@@ -26447,7 +25638,6 @@
         </w:rPr>
         <w:t>(</w:t>
       </w:r>
-      <w:proofErr w:type="gramEnd"/>
       <w:r>
         <w:rPr>
           <w:rFonts w:ascii="Consolas" w:eastAsia="Times New Roman" w:hAnsi="Consolas" w:cs="Times New Roman"/>
@@ -26550,7 +25740,6 @@
         <w:t xml:space="preserve">            </w:t>
       </w:r>
       <w:proofErr w:type="spellStart"/>
-      <w:proofErr w:type="gramStart"/>
       <w:r>
         <w:rPr>
           <w:rFonts w:ascii="Consolas" w:eastAsia="Times New Roman" w:hAnsi="Consolas" w:cs="Times New Roman"/>
@@ -26588,7 +25777,6 @@
         <w:t>counter</w:t>
       </w:r>
       <w:proofErr w:type="spellEnd"/>
-      <w:proofErr w:type="gramEnd"/>
       <w:r>
         <w:rPr>
           <w:rFonts w:ascii="Consolas" w:eastAsia="Times New Roman" w:hAnsi="Consolas" w:cs="Times New Roman"/>
@@ -26665,7 +25853,6 @@
         <w:t xml:space="preserve">            </w:t>
       </w:r>
       <w:proofErr w:type="spellStart"/>
-      <w:proofErr w:type="gramStart"/>
       <w:r>
         <w:rPr>
           <w:rFonts w:ascii="Consolas" w:eastAsia="Times New Roman" w:hAnsi="Consolas" w:cs="Times New Roman"/>
@@ -26703,7 +25890,6 @@
         <w:t>heappush</w:t>
       </w:r>
       <w:proofErr w:type="spellEnd"/>
-      <w:proofErr w:type="gramEnd"/>
       <w:r>
         <w:rPr>
           <w:rFonts w:ascii="Consolas" w:eastAsia="Times New Roman" w:hAnsi="Consolas" w:cs="Times New Roman"/>
@@ -26717,7 +25903,6 @@
         <w:t>(</w:t>
       </w:r>
       <w:proofErr w:type="spellStart"/>
-      <w:proofErr w:type="gramStart"/>
       <w:r>
         <w:rPr>
           <w:rFonts w:ascii="Consolas" w:eastAsia="Times New Roman" w:hAnsi="Consolas" w:cs="Times New Roman"/>
@@ -26752,9 +25937,46 @@
           <w:lang w:val="en-US" w:eastAsia="ru-RU"/>
           <w14:ligatures w14:val="none"/>
         </w:rPr>
-        <w:t>check</w:t>
-      </w:r>
-      <w:proofErr w:type="gramEnd"/>
+        <w:t>check_queue</w:t>
+      </w:r>
+      <w:proofErr w:type="spellEnd"/>
+      <w:r>
+        <w:rPr>
+          <w:rFonts w:ascii="Consolas" w:eastAsia="Times New Roman" w:hAnsi="Consolas" w:cs="Times New Roman"/>
+          <w:color w:val="BBBEBF"/>
+          <w:kern w:val="0"/>
+          <w:sz w:val="21"/>
+          <w:szCs w:val="21"/>
+          <w:lang w:val="en-US" w:eastAsia="ru-RU"/>
+          <w14:ligatures w14:val="none"/>
+        </w:rPr>
+        <w:t>, (</w:t>
+      </w:r>
+      <w:r>
+        <w:rPr>
+          <w:rFonts w:ascii="Consolas" w:eastAsia="Times New Roman" w:hAnsi="Consolas" w:cs="Times New Roman"/>
+          <w:color w:val="FFA657"/>
+          <w:kern w:val="0"/>
+          <w:sz w:val="21"/>
+          <w:szCs w:val="21"/>
+          <w:lang w:val="en-US" w:eastAsia="ru-RU"/>
+          <w14:ligatures w14:val="none"/>
+        </w:rPr>
+        <w:t>priority</w:t>
+      </w:r>
+      <w:r>
+        <w:rPr>
+          <w:rFonts w:ascii="Consolas" w:eastAsia="Times New Roman" w:hAnsi="Consolas" w:cs="Times New Roman"/>
+          <w:color w:val="BBBEBF"/>
+          <w:kern w:val="0"/>
+          <w:sz w:val="21"/>
+          <w:szCs w:val="21"/>
+          <w:lang w:val="en-US" w:eastAsia="ru-RU"/>
+          <w14:ligatures w14:val="none"/>
+        </w:rPr>
+        <w:t xml:space="preserve">, </w:t>
+      </w:r>
+      <w:proofErr w:type="spellStart"/>
       <w:r>
         <w:rPr>
           <w:rFonts w:ascii="Consolas" w:eastAsia="Times New Roman" w:hAnsi="Consolas" w:cs="Times New Roman"/>
@@ -26765,85 +25987,33 @@
           <w:lang w:val="en-US" w:eastAsia="ru-RU"/>
           <w14:ligatures w14:val="none"/>
         </w:rPr>
-        <w:t>_queue</w:t>
+        <w:t>self</w:t>
+      </w:r>
+      <w:r>
+        <w:rPr>
+          <w:rFonts w:ascii="Consolas" w:eastAsia="Times New Roman" w:hAnsi="Consolas" w:cs="Times New Roman"/>
+          <w:color w:val="BBBEBF"/>
+          <w:kern w:val="0"/>
+          <w:sz w:val="21"/>
+          <w:szCs w:val="21"/>
+          <w:lang w:val="en-US" w:eastAsia="ru-RU"/>
+          <w14:ligatures w14:val="none"/>
+        </w:rPr>
+        <w:t>.</w:t>
+      </w:r>
+      <w:r>
+        <w:rPr>
+          <w:rFonts w:ascii="Consolas" w:eastAsia="Times New Roman" w:hAnsi="Consolas" w:cs="Times New Roman"/>
+          <w:color w:val="C9D1D9"/>
+          <w:kern w:val="0"/>
+          <w:sz w:val="21"/>
+          <w:szCs w:val="21"/>
+          <w:lang w:val="en-US" w:eastAsia="ru-RU"/>
+          <w14:ligatures w14:val="none"/>
+        </w:rPr>
+        <w:t>counter</w:t>
       </w:r>
       <w:proofErr w:type="spellEnd"/>
-      <w:r>
-        <w:rPr>
-          <w:rFonts w:ascii="Consolas" w:eastAsia="Times New Roman" w:hAnsi="Consolas" w:cs="Times New Roman"/>
-          <w:color w:val="BBBEBF"/>
-          <w:kern w:val="0"/>
-          <w:sz w:val="21"/>
-          <w:szCs w:val="21"/>
-          <w:lang w:val="en-US" w:eastAsia="ru-RU"/>
-          <w14:ligatures w14:val="none"/>
-        </w:rPr>
-        <w:t>, (</w:t>
-      </w:r>
-      <w:r>
-        <w:rPr>
-          <w:rFonts w:ascii="Consolas" w:eastAsia="Times New Roman" w:hAnsi="Consolas" w:cs="Times New Roman"/>
-          <w:color w:val="FFA657"/>
-          <w:kern w:val="0"/>
-          <w:sz w:val="21"/>
-          <w:szCs w:val="21"/>
-          <w:lang w:val="en-US" w:eastAsia="ru-RU"/>
-          <w14:ligatures w14:val="none"/>
-        </w:rPr>
-        <w:t>priority</w:t>
-      </w:r>
-      <w:r>
-        <w:rPr>
-          <w:rFonts w:ascii="Consolas" w:eastAsia="Times New Roman" w:hAnsi="Consolas" w:cs="Times New Roman"/>
-          <w:color w:val="BBBEBF"/>
-          <w:kern w:val="0"/>
-          <w:sz w:val="21"/>
-          <w:szCs w:val="21"/>
-          <w:lang w:val="en-US" w:eastAsia="ru-RU"/>
-          <w14:ligatures w14:val="none"/>
-        </w:rPr>
-        <w:t xml:space="preserve">, </w:t>
-      </w:r>
-      <w:proofErr w:type="spellStart"/>
-      <w:proofErr w:type="gramStart"/>
-      <w:r>
-        <w:rPr>
-          <w:rFonts w:ascii="Consolas" w:eastAsia="Times New Roman" w:hAnsi="Consolas" w:cs="Times New Roman"/>
-          <w:color w:val="C9D1D9"/>
-          <w:kern w:val="0"/>
-          <w:sz w:val="21"/>
-          <w:szCs w:val="21"/>
-          <w:lang w:val="en-US" w:eastAsia="ru-RU"/>
-          <w14:ligatures w14:val="none"/>
-        </w:rPr>
-        <w:t>self</w:t>
-      </w:r>
-      <w:r>
-        <w:rPr>
-          <w:rFonts w:ascii="Consolas" w:eastAsia="Times New Roman" w:hAnsi="Consolas" w:cs="Times New Roman"/>
-          <w:color w:val="BBBEBF"/>
-          <w:kern w:val="0"/>
-          <w:sz w:val="21"/>
-          <w:szCs w:val="21"/>
-          <w:lang w:val="en-US" w:eastAsia="ru-RU"/>
-          <w14:ligatures w14:val="none"/>
-        </w:rPr>
-        <w:t>.</w:t>
-      </w:r>
-      <w:r>
-        <w:rPr>
-          <w:rFonts w:ascii="Consolas" w:eastAsia="Times New Roman" w:hAnsi="Consolas" w:cs="Times New Roman"/>
-          <w:color w:val="C9D1D9"/>
-          <w:kern w:val="0"/>
-          <w:sz w:val="21"/>
-          <w:szCs w:val="21"/>
-          <w:lang w:val="en-US" w:eastAsia="ru-RU"/>
-          <w14:ligatures w14:val="none"/>
-        </w:rPr>
-        <w:t>counter</w:t>
-      </w:r>
-      <w:proofErr w:type="spellEnd"/>
-      <w:proofErr w:type="gramEnd"/>
       <w:r>
         <w:rPr>
           <w:rFonts w:ascii="Consolas" w:eastAsia="Times New Roman" w:hAnsi="Consolas" w:cs="Times New Roman"/>
@@ -26910,7 +26080,6 @@
         <w:t xml:space="preserve">            </w:t>
       </w:r>
       <w:proofErr w:type="spellStart"/>
-      <w:proofErr w:type="gramStart"/>
       <w:r>
         <w:rPr>
           <w:rFonts w:ascii="Consolas" w:eastAsia="Times New Roman" w:hAnsi="Consolas" w:cs="Times New Roman"/>
@@ -26936,7 +26105,6 @@
         </w:rPr>
         <w:t>(</w:t>
       </w:r>
-      <w:proofErr w:type="gramEnd"/>
       <w:r>
         <w:rPr>
           <w:rFonts w:ascii="Consolas" w:eastAsia="Times New Roman" w:hAnsi="Consolas" w:cs="Times New Roman"/>
@@ -27090,20 +26258,7 @@
           <w:lang w:val="en-US" w:eastAsia="ru-RU"/>
           <w14:ligatures w14:val="none"/>
         </w:rPr>
-        <w:t>top_</w:t>
-      </w:r>
-      <w:proofErr w:type="gramStart"/>
-      <w:r>
-        <w:rPr>
-          <w:rFonts w:ascii="Consolas" w:eastAsia="Times New Roman" w:hAnsi="Consolas" w:cs="Times New Roman"/>
-          <w:color w:val="D2A8FF"/>
-          <w:kern w:val="0"/>
-          <w:sz w:val="21"/>
-          <w:szCs w:val="21"/>
-          <w:lang w:val="en-US" w:eastAsia="ru-RU"/>
-          <w14:ligatures w14:val="none"/>
-        </w:rPr>
-        <w:t>k</w:t>
+        <w:t>top_k</w:t>
       </w:r>
       <w:proofErr w:type="spellEnd"/>
       <w:r>
@@ -27118,7 +26273,6 @@
         </w:rPr>
         <w:t>(</w:t>
       </w:r>
-      <w:proofErr w:type="gramEnd"/>
       <w:r>
         <w:rPr>
           <w:rFonts w:ascii="Consolas" w:eastAsia="Times New Roman" w:hAnsi="Consolas" w:cs="Times New Roman"/>
@@ -27409,7 +26563,6 @@
         <w:t xml:space="preserve"> </w:t>
       </w:r>
       <w:proofErr w:type="spellStart"/>
-      <w:proofErr w:type="gramStart"/>
       <w:r>
         <w:rPr>
           <w:rFonts w:ascii="Consolas" w:eastAsia="Times New Roman" w:hAnsi="Consolas" w:cs="Times New Roman"/>
@@ -27446,7 +26599,6 @@
         </w:rPr>
         <w:t>participants</w:t>
       </w:r>
-      <w:proofErr w:type="gramEnd"/>
       <w:r>
         <w:rPr>
           <w:rFonts w:ascii="Consolas" w:eastAsia="Times New Roman" w:hAnsi="Consolas" w:cs="Times New Roman"/>
@@ -27459,7 +26611,6 @@
         </w:rPr>
         <w:t>.</w:t>
       </w:r>
-      <w:proofErr w:type="gramStart"/>
       <w:r>
         <w:rPr>
           <w:rFonts w:ascii="Consolas" w:eastAsia="Times New Roman" w:hAnsi="Consolas" w:cs="Times New Roman"/>
@@ -27483,20 +26634,7 @@
           <w:lang w:val="en-US" w:eastAsia="ru-RU"/>
           <w14:ligatures w14:val="none"/>
         </w:rPr>
-        <w:t>(</w:t>
-      </w:r>
-      <w:proofErr w:type="gramEnd"/>
-      <w:r>
-        <w:rPr>
-          <w:rFonts w:ascii="Consolas" w:eastAsia="Times New Roman" w:hAnsi="Consolas" w:cs="Times New Roman"/>
-          <w:color w:val="BBBEBF"/>
-          <w:kern w:val="0"/>
-          <w:sz w:val="21"/>
-          <w:szCs w:val="21"/>
-          <w:lang w:val="en-US" w:eastAsia="ru-RU"/>
-          <w14:ligatures w14:val="none"/>
-        </w:rPr>
-        <w:t>):</w:t>
+        <w:t>():</w:t>
       </w:r>
     </w:p>
     <w:p>
@@ -27874,7 +27012,6 @@
         <w:t xml:space="preserve">                    </w:t>
       </w:r>
       <w:proofErr w:type="spellStart"/>
-      <w:proofErr w:type="gramStart"/>
       <w:r>
         <w:rPr>
           <w:rFonts w:ascii="Consolas" w:eastAsia="Times New Roman" w:hAnsi="Consolas" w:cs="Times New Roman"/>
@@ -27912,7 +27049,6 @@
         <w:t>heappush</w:t>
       </w:r>
       <w:proofErr w:type="spellEnd"/>
-      <w:proofErr w:type="gramEnd"/>
       <w:r>
         <w:rPr>
           <w:rFonts w:ascii="Consolas" w:eastAsia="Times New Roman" w:hAnsi="Consolas" w:cs="Times New Roman"/>
@@ -28029,7 +27165,6 @@
         <w:t xml:space="preserve"> </w:t>
       </w:r>
       <w:proofErr w:type="spellStart"/>
-      <w:proofErr w:type="gramStart"/>
       <w:r>
         <w:rPr>
           <w:rFonts w:ascii="Consolas" w:eastAsia="Times New Roman" w:hAnsi="Consolas" w:cs="Times New Roman"/>
@@ -28055,7 +27190,6 @@
         </w:rPr>
         <w:t>[</w:t>
       </w:r>
-      <w:proofErr w:type="gramEnd"/>
       <w:r>
         <w:rPr>
           <w:rFonts w:ascii="Consolas" w:eastAsia="Times New Roman" w:hAnsi="Consolas" w:cs="Times New Roman"/>
@@ -28104,7 +27238,6 @@
         </w:rPr>
         <w:t xml:space="preserve"> </w:t>
       </w:r>
-      <w:proofErr w:type="gramStart"/>
       <w:r>
         <w:rPr>
           <w:rFonts w:ascii="Consolas" w:eastAsia="Times New Roman" w:hAnsi="Consolas" w:cs="Times New Roman"/>
@@ -28129,7 +27262,6 @@
         </w:rPr>
         <w:t>[</w:t>
       </w:r>
-      <w:proofErr w:type="gramEnd"/>
       <w:r>
         <w:rPr>
           <w:rFonts w:ascii="Consolas" w:eastAsia="Times New Roman" w:hAnsi="Consolas" w:cs="Times New Roman"/>
@@ -28206,7 +27338,6 @@
         <w:t xml:space="preserve">                    </w:t>
       </w:r>
       <w:proofErr w:type="spellStart"/>
-      <w:proofErr w:type="gramStart"/>
       <w:r>
         <w:rPr>
           <w:rFonts w:ascii="Consolas" w:eastAsia="Times New Roman" w:hAnsi="Consolas" w:cs="Times New Roman"/>
@@ -28244,7 +27375,6 @@
         <w:t>heapreplace</w:t>
       </w:r>
       <w:proofErr w:type="spellEnd"/>
-      <w:proofErr w:type="gramEnd"/>
       <w:r>
         <w:rPr>
           <w:rFonts w:ascii="Consolas" w:eastAsia="Times New Roman" w:hAnsi="Consolas" w:cs="Times New Roman"/>
@@ -28318,50 +27448,168 @@
           <w:kern w:val="0"/>
           <w:sz w:val="21"/>
           <w:szCs w:val="21"/>
+          <w:lang w:val="en-US" w:eastAsia="ru-RU"/>
+          <w14:ligatures w14:val="none"/>
+        </w:rPr>
+      </w:pPr>
+      <w:r>
+        <w:rPr>
+          <w:rFonts w:ascii="Consolas" w:eastAsia="Times New Roman" w:hAnsi="Consolas" w:cs="Times New Roman"/>
+          <w:color w:val="BBBEBF"/>
+          <w:kern w:val="0"/>
+          <w:sz w:val="21"/>
+          <w:szCs w:val="21"/>
+          <w:lang w:val="en-US" w:eastAsia="ru-RU"/>
+          <w14:ligatures w14:val="none"/>
+        </w:rPr>
+        <w:t xml:space="preserve">            </w:t>
+      </w:r>
+      <w:r>
+        <w:rPr>
+          <w:rFonts w:ascii="Consolas" w:eastAsia="Times New Roman" w:hAnsi="Consolas" w:cs="Times New Roman"/>
+          <w:color w:val="D2A8FF"/>
+          <w:kern w:val="0"/>
+          <w:sz w:val="21"/>
+          <w:szCs w:val="21"/>
+          <w:lang w:val="en-US" w:eastAsia="ru-RU"/>
+          <w14:ligatures w14:val="none"/>
+        </w:rPr>
+        <w:t>print</w:t>
+      </w:r>
+      <w:r>
+        <w:rPr>
+          <w:rFonts w:ascii="Consolas" w:eastAsia="Times New Roman" w:hAnsi="Consolas" w:cs="Times New Roman"/>
+          <w:color w:val="BBBEBF"/>
+          <w:kern w:val="0"/>
+          <w:sz w:val="21"/>
+          <w:szCs w:val="21"/>
+          <w:lang w:val="en-US" w:eastAsia="ru-RU"/>
+          <w14:ligatures w14:val="none"/>
+        </w:rPr>
+        <w:t>(</w:t>
+      </w:r>
+      <w:r>
+        <w:rPr>
+          <w:rFonts w:ascii="Consolas" w:eastAsia="Times New Roman" w:hAnsi="Consolas" w:cs="Times New Roman"/>
+          <w:color w:val="A5D6FF"/>
+          <w:kern w:val="0"/>
+          <w:sz w:val="21"/>
+          <w:szCs w:val="21"/>
+          <w:lang w:val="en-US" w:eastAsia="ru-RU"/>
+          <w14:ligatures w14:val="none"/>
+        </w:rPr>
+        <w:t>"</w:t>
+      </w:r>
+      <w:r>
+        <w:rPr>
+          <w:rFonts w:ascii="Consolas" w:eastAsia="Times New Roman" w:hAnsi="Consolas" w:cs="Times New Roman"/>
+          <w:color w:val="A5D6FF"/>
+          <w:kern w:val="0"/>
+          <w:sz w:val="21"/>
+          <w:szCs w:val="21"/>
           <w:lang w:eastAsia="ru-RU"/>
           <w14:ligatures w14:val="none"/>
         </w:rPr>
-      </w:pPr>
-      <w:r>
-        <w:rPr>
-          <w:rFonts w:ascii="Consolas" w:eastAsia="Times New Roman" w:hAnsi="Consolas" w:cs="Times New Roman"/>
-          <w:color w:val="BBBEBF"/>
-          <w:kern w:val="0"/>
-          <w:sz w:val="21"/>
-          <w:szCs w:val="21"/>
-          <w:lang w:val="en-US" w:eastAsia="ru-RU"/>
-          <w14:ligatures w14:val="none"/>
-        </w:rPr>
-        <w:t xml:space="preserve">            </w:t>
+        <w:t>Использована</w:t>
+      </w:r>
+      <w:r>
+        <w:rPr>
+          <w:rFonts w:ascii="Consolas" w:eastAsia="Times New Roman" w:hAnsi="Consolas" w:cs="Times New Roman"/>
+          <w:color w:val="A5D6FF"/>
+          <w:kern w:val="0"/>
+          <w:sz w:val="21"/>
+          <w:szCs w:val="21"/>
+          <w:lang w:val="en-US" w:eastAsia="ru-RU"/>
+          <w14:ligatures w14:val="none"/>
+        </w:rPr>
+        <w:t xml:space="preserve"> </w:t>
+      </w:r>
+      <w:r>
+        <w:rPr>
+          <w:rFonts w:ascii="Consolas" w:eastAsia="Times New Roman" w:hAnsi="Consolas" w:cs="Times New Roman"/>
+          <w:color w:val="A5D6FF"/>
+          <w:kern w:val="0"/>
+          <w:sz w:val="21"/>
+          <w:szCs w:val="21"/>
+          <w:lang w:eastAsia="ru-RU"/>
+          <w14:ligatures w14:val="none"/>
+        </w:rPr>
+        <w:t>структура</w:t>
+      </w:r>
+      <w:r>
+        <w:rPr>
+          <w:rFonts w:ascii="Consolas" w:eastAsia="Times New Roman" w:hAnsi="Consolas" w:cs="Times New Roman"/>
+          <w:color w:val="A5D6FF"/>
+          <w:kern w:val="0"/>
+          <w:sz w:val="21"/>
+          <w:szCs w:val="21"/>
+          <w:lang w:val="en-US" w:eastAsia="ru-RU"/>
+          <w14:ligatures w14:val="none"/>
+        </w:rPr>
+        <w:t xml:space="preserve"> </w:t>
       </w:r>
       <w:proofErr w:type="spellStart"/>
-      <w:proofErr w:type="gramStart"/>
-      <w:r>
-        <w:rPr>
-          <w:rFonts w:ascii="Consolas" w:eastAsia="Times New Roman" w:hAnsi="Consolas" w:cs="Times New Roman"/>
-          <w:color w:val="D2A8FF"/>
+      <w:r>
+        <w:rPr>
+          <w:rFonts w:ascii="Consolas" w:eastAsia="Times New Roman" w:hAnsi="Consolas" w:cs="Times New Roman"/>
+          <w:color w:val="A5D6FF"/>
+          <w:kern w:val="0"/>
+          <w:sz w:val="21"/>
+          <w:szCs w:val="21"/>
+          <w:lang w:val="en-US" w:eastAsia="ru-RU"/>
+          <w14:ligatures w14:val="none"/>
+        </w:rPr>
+        <w:t>heapq</w:t>
+      </w:r>
+      <w:proofErr w:type="spellEnd"/>
+      <w:r>
+        <w:rPr>
+          <w:rFonts w:ascii="Consolas" w:eastAsia="Times New Roman" w:hAnsi="Consolas" w:cs="Times New Roman"/>
+          <w:color w:val="A5D6FF"/>
+          <w:kern w:val="0"/>
+          <w:sz w:val="21"/>
+          <w:szCs w:val="21"/>
+          <w:lang w:val="en-US" w:eastAsia="ru-RU"/>
+          <w14:ligatures w14:val="none"/>
+        </w:rPr>
+        <w:t xml:space="preserve"> (list) </w:t>
+      </w:r>
+      <w:r>
+        <w:rPr>
+          <w:rFonts w:ascii="Consolas" w:eastAsia="Times New Roman" w:hAnsi="Consolas" w:cs="Times New Roman"/>
+          <w:color w:val="A5D6FF"/>
           <w:kern w:val="0"/>
           <w:sz w:val="21"/>
           <w:szCs w:val="21"/>
           <w:lang w:eastAsia="ru-RU"/>
           <w14:ligatures w14:val="none"/>
         </w:rPr>
-        <w:t>print</w:t>
-      </w:r>
-      <w:proofErr w:type="spellEnd"/>
-      <w:r>
-        <w:rPr>
-          <w:rFonts w:ascii="Consolas" w:eastAsia="Times New Roman" w:hAnsi="Consolas" w:cs="Times New Roman"/>
-          <w:color w:val="BBBEBF"/>
+        <w:t>с</w:t>
+      </w:r>
+      <w:r>
+        <w:rPr>
+          <w:rFonts w:ascii="Consolas" w:eastAsia="Times New Roman" w:hAnsi="Consolas" w:cs="Times New Roman"/>
+          <w:color w:val="A5D6FF"/>
+          <w:kern w:val="0"/>
+          <w:sz w:val="21"/>
+          <w:szCs w:val="21"/>
+          <w:lang w:val="en-US" w:eastAsia="ru-RU"/>
+          <w14:ligatures w14:val="none"/>
+        </w:rPr>
+        <w:t xml:space="preserve"> </w:t>
+      </w:r>
+      <w:r>
+        <w:rPr>
+          <w:rFonts w:ascii="Consolas" w:eastAsia="Times New Roman" w:hAnsi="Consolas" w:cs="Times New Roman"/>
+          <w:color w:val="A5D6FF"/>
           <w:kern w:val="0"/>
           <w:sz w:val="21"/>
           <w:szCs w:val="21"/>
           <w:lang w:eastAsia="ru-RU"/>
           <w14:ligatures w14:val="none"/>
         </w:rPr>
-        <w:t>(</w:t>
-      </w:r>
-      <w:proofErr w:type="gramEnd"/>
+        <w:t>размером</w:t>
+      </w:r>
       <w:r>
         <w:rPr>
           <w:rFonts w:ascii="Consolas" w:eastAsia="Times New Roman" w:hAnsi="Consolas" w:cs="Times New Roman"/>
@@ -28369,71 +27617,19 @@
           <w:kern w:val="0"/>
           <w:sz w:val="21"/>
           <w:szCs w:val="21"/>
-          <w:lang w:eastAsia="ru-RU"/>
-          <w14:ligatures w14:val="none"/>
-        </w:rPr>
-        <w:t xml:space="preserve">"Использована структура </w:t>
-      </w:r>
-      <w:proofErr w:type="spellStart"/>
-      <w:r>
-        <w:rPr>
-          <w:rFonts w:ascii="Consolas" w:eastAsia="Times New Roman" w:hAnsi="Consolas" w:cs="Times New Roman"/>
-          <w:color w:val="A5D6FF"/>
-          <w:kern w:val="0"/>
-          <w:sz w:val="21"/>
-          <w:szCs w:val="21"/>
-          <w:lang w:eastAsia="ru-RU"/>
-          <w14:ligatures w14:val="none"/>
-        </w:rPr>
-        <w:t>heapq</w:t>
-      </w:r>
-      <w:proofErr w:type="spellEnd"/>
-      <w:r>
-        <w:rPr>
-          <w:rFonts w:ascii="Consolas" w:eastAsia="Times New Roman" w:hAnsi="Consolas" w:cs="Times New Roman"/>
-          <w:color w:val="A5D6FF"/>
-          <w:kern w:val="0"/>
-          <w:sz w:val="21"/>
-          <w:szCs w:val="21"/>
-          <w:lang w:eastAsia="ru-RU"/>
-          <w14:ligatures w14:val="none"/>
-        </w:rPr>
-        <w:t xml:space="preserve"> (</w:t>
-      </w:r>
-      <w:proofErr w:type="spellStart"/>
-      <w:r>
-        <w:rPr>
-          <w:rFonts w:ascii="Consolas" w:eastAsia="Times New Roman" w:hAnsi="Consolas" w:cs="Times New Roman"/>
-          <w:color w:val="A5D6FF"/>
-          <w:kern w:val="0"/>
-          <w:sz w:val="21"/>
-          <w:szCs w:val="21"/>
-          <w:lang w:eastAsia="ru-RU"/>
-          <w14:ligatures w14:val="none"/>
-        </w:rPr>
-        <w:t>list</w:t>
-      </w:r>
-      <w:proofErr w:type="spellEnd"/>
-      <w:r>
-        <w:rPr>
-          <w:rFonts w:ascii="Consolas" w:eastAsia="Times New Roman" w:hAnsi="Consolas" w:cs="Times New Roman"/>
-          <w:color w:val="A5D6FF"/>
-          <w:kern w:val="0"/>
-          <w:sz w:val="21"/>
-          <w:szCs w:val="21"/>
-          <w:lang w:eastAsia="ru-RU"/>
-          <w14:ligatures w14:val="none"/>
-        </w:rPr>
-        <w:t>) с размером K"</w:t>
-      </w:r>
-      <w:r>
-        <w:rPr>
-          <w:rFonts w:ascii="Consolas" w:eastAsia="Times New Roman" w:hAnsi="Consolas" w:cs="Times New Roman"/>
-          <w:color w:val="BBBEBF"/>
-          <w:kern w:val="0"/>
-          <w:sz w:val="21"/>
-          <w:szCs w:val="21"/>
-          <w:lang w:eastAsia="ru-RU"/>
+          <w:lang w:val="en-US" w:eastAsia="ru-RU"/>
+          <w14:ligatures w14:val="none"/>
+        </w:rPr>
+        <w:t xml:space="preserve"> K"</w:t>
+      </w:r>
+      <w:r>
+        <w:rPr>
+          <w:rFonts w:ascii="Consolas" w:eastAsia="Times New Roman" w:hAnsi="Consolas" w:cs="Times New Roman"/>
+          <w:color w:val="BBBEBF"/>
+          <w:kern w:val="0"/>
+          <w:sz w:val="21"/>
+          <w:szCs w:val="21"/>
+          <w:lang w:val="en-US" w:eastAsia="ru-RU"/>
           <w14:ligatures w14:val="none"/>
         </w:rPr>
         <w:t>)</w:t>
@@ -28460,7 +27656,7 @@
           <w:kern w:val="0"/>
           <w:sz w:val="21"/>
           <w:szCs w:val="21"/>
-          <w:lang w:eastAsia="ru-RU"/>
+          <w:lang w:val="en-US" w:eastAsia="ru-RU"/>
           <w14:ligatures w14:val="none"/>
         </w:rPr>
         <w:t xml:space="preserve">            </w:t>
@@ -28515,7 +27711,6 @@
         </w:rPr>
         <w:t xml:space="preserve"> </w:t>
       </w:r>
-      <w:proofErr w:type="gramStart"/>
       <w:r>
         <w:rPr>
           <w:rFonts w:ascii="Consolas" w:eastAsia="Times New Roman" w:hAnsi="Consolas" w:cs="Times New Roman"/>
@@ -28540,7 +27735,6 @@
         </w:rPr>
         <w:t>(</w:t>
       </w:r>
-      <w:proofErr w:type="gramEnd"/>
       <w:r>
         <w:rPr>
           <w:rFonts w:ascii="Consolas" w:eastAsia="Times New Roman" w:hAnsi="Consolas" w:cs="Times New Roman"/>
@@ -28737,7 +27931,6 @@
         <w:t xml:space="preserve">            </w:t>
       </w:r>
       <w:proofErr w:type="spellStart"/>
-      <w:proofErr w:type="gramStart"/>
       <w:r>
         <w:rPr>
           <w:rFonts w:ascii="Consolas" w:eastAsia="Times New Roman" w:hAnsi="Consolas" w:cs="Times New Roman"/>
@@ -28763,7 +27956,6 @@
         </w:rPr>
         <w:t>(</w:t>
       </w:r>
-      <w:proofErr w:type="gramEnd"/>
       <w:r>
         <w:rPr>
           <w:rFonts w:ascii="Consolas" w:eastAsia="Times New Roman" w:hAnsi="Consolas" w:cs="Times New Roman"/>
@@ -29074,7 +28266,6 @@
         </w:rPr>
         <w:t xml:space="preserve">                </w:t>
       </w:r>
-      <w:proofErr w:type="gramStart"/>
       <w:r>
         <w:rPr>
           <w:rFonts w:ascii="Consolas" w:eastAsia="Times New Roman" w:hAnsi="Consolas" w:cs="Times New Roman"/>
@@ -29100,7 +28291,6 @@
         <w:t>(</w:t>
       </w:r>
       <w:proofErr w:type="spellStart"/>
-      <w:proofErr w:type="gramEnd"/>
       <w:r>
         <w:rPr>
           <w:rFonts w:ascii="Consolas" w:eastAsia="Times New Roman" w:hAnsi="Consolas" w:cs="Times New Roman"/>
@@ -29434,7 +28624,6 @@
         </w:rPr>
         <w:t xml:space="preserve"> </w:t>
       </w:r>
-      <w:proofErr w:type="gramStart"/>
       <w:r>
         <w:rPr>
           <w:rFonts w:ascii="Consolas" w:eastAsia="Times New Roman" w:hAnsi="Consolas" w:cs="Times New Roman"/>
@@ -29457,20 +28646,7 @@
           <w:lang w:val="en-US" w:eastAsia="ru-RU"/>
           <w14:ligatures w14:val="none"/>
         </w:rPr>
-        <w:t>(</w:t>
-      </w:r>
-      <w:proofErr w:type="gramEnd"/>
-      <w:r>
-        <w:rPr>
-          <w:rFonts w:ascii="Consolas" w:eastAsia="Times New Roman" w:hAnsi="Consolas" w:cs="Times New Roman"/>
-          <w:color w:val="BBBEBF"/>
-          <w:kern w:val="0"/>
-          <w:sz w:val="21"/>
-          <w:szCs w:val="21"/>
-          <w:lang w:val="en-US" w:eastAsia="ru-RU"/>
-          <w14:ligatures w14:val="none"/>
-        </w:rPr>
-        <w:t>)</w:t>
+        <w:t>()</w:t>
       </w:r>
     </w:p>
     <w:p>
@@ -29534,20 +28710,7 @@
           <w:lang w:val="en-US" w:eastAsia="ru-RU"/>
           <w14:ligatures w14:val="none"/>
         </w:rPr>
-        <w:t>add_</w:t>
-      </w:r>
-      <w:proofErr w:type="gramStart"/>
-      <w:r>
-        <w:rPr>
-          <w:rFonts w:ascii="Consolas" w:eastAsia="Times New Roman" w:hAnsi="Consolas" w:cs="Times New Roman"/>
-          <w:color w:val="D2A8FF"/>
-          <w:kern w:val="0"/>
-          <w:sz w:val="21"/>
-          <w:szCs w:val="21"/>
-          <w:lang w:val="en-US" w:eastAsia="ru-RU"/>
-          <w14:ligatures w14:val="none"/>
-        </w:rPr>
-        <w:t>participant</w:t>
+        <w:t>add_participant</w:t>
       </w:r>
       <w:proofErr w:type="spellEnd"/>
       <w:r>
@@ -29562,7 +28725,6 @@
         </w:rPr>
         <w:t>(</w:t>
       </w:r>
-      <w:proofErr w:type="gramEnd"/>
       <w:r>
         <w:rPr>
           <w:rFonts w:ascii="Consolas" w:eastAsia="Times New Roman" w:hAnsi="Consolas" w:cs="Times New Roman"/>
@@ -29723,20 +28885,7 @@
           <w:lang w:val="en-US" w:eastAsia="ru-RU"/>
           <w14:ligatures w14:val="none"/>
         </w:rPr>
-        <w:t>add_</w:t>
-      </w:r>
-      <w:proofErr w:type="gramStart"/>
-      <w:r>
-        <w:rPr>
-          <w:rFonts w:ascii="Consolas" w:eastAsia="Times New Roman" w:hAnsi="Consolas" w:cs="Times New Roman"/>
-          <w:color w:val="D2A8FF"/>
-          <w:kern w:val="0"/>
-          <w:sz w:val="21"/>
-          <w:szCs w:val="21"/>
-          <w:lang w:val="en-US" w:eastAsia="ru-RU"/>
-          <w14:ligatures w14:val="none"/>
-        </w:rPr>
-        <w:t>participant</w:t>
+        <w:t>add_participant</w:t>
       </w:r>
       <w:proofErr w:type="spellEnd"/>
       <w:r>
@@ -29751,7 +28900,6 @@
         </w:rPr>
         <w:t>(</w:t>
       </w:r>
-      <w:proofErr w:type="gramEnd"/>
       <w:r>
         <w:rPr>
           <w:rFonts w:ascii="Consolas" w:eastAsia="Times New Roman" w:hAnsi="Consolas" w:cs="Times New Roman"/>
@@ -29910,20 +29058,7 @@
           <w:lang w:val="en-US" w:eastAsia="ru-RU"/>
           <w14:ligatures w14:val="none"/>
         </w:rPr>
-        <w:t>add_</w:t>
-      </w:r>
-      <w:proofErr w:type="gramStart"/>
-      <w:r>
-        <w:rPr>
-          <w:rFonts w:ascii="Consolas" w:eastAsia="Times New Roman" w:hAnsi="Consolas" w:cs="Times New Roman"/>
-          <w:color w:val="D2A8FF"/>
-          <w:kern w:val="0"/>
-          <w:sz w:val="21"/>
-          <w:szCs w:val="21"/>
-          <w:lang w:val="en-US" w:eastAsia="ru-RU"/>
-          <w14:ligatures w14:val="none"/>
-        </w:rPr>
-        <w:t>participant</w:t>
+        <w:t>add_participant</w:t>
       </w:r>
       <w:proofErr w:type="spellEnd"/>
       <w:r>
@@ -29938,7 +29073,6 @@
         </w:rPr>
         <w:t>(</w:t>
       </w:r>
-      <w:proofErr w:type="gramEnd"/>
       <w:r>
         <w:rPr>
           <w:rFonts w:ascii="Consolas" w:eastAsia="Times New Roman" w:hAnsi="Consolas" w:cs="Times New Roman"/>
@@ -30097,20 +29231,7 @@
           <w:lang w:val="en-US" w:eastAsia="ru-RU"/>
           <w14:ligatures w14:val="none"/>
         </w:rPr>
-        <w:t>add_</w:t>
-      </w:r>
-      <w:proofErr w:type="gramStart"/>
-      <w:r>
-        <w:rPr>
-          <w:rFonts w:ascii="Consolas" w:eastAsia="Times New Roman" w:hAnsi="Consolas" w:cs="Times New Roman"/>
-          <w:color w:val="D2A8FF"/>
-          <w:kern w:val="0"/>
-          <w:sz w:val="21"/>
-          <w:szCs w:val="21"/>
-          <w:lang w:val="en-US" w:eastAsia="ru-RU"/>
-          <w14:ligatures w14:val="none"/>
-        </w:rPr>
-        <w:t>participant</w:t>
+        <w:t>add_participant</w:t>
       </w:r>
       <w:proofErr w:type="spellEnd"/>
       <w:r>
@@ -30125,7 +29246,6 @@
         </w:rPr>
         <w:t>(</w:t>
       </w:r>
-      <w:proofErr w:type="gramEnd"/>
       <w:r>
         <w:rPr>
           <w:rFonts w:ascii="Consolas" w:eastAsia="Times New Roman" w:hAnsi="Consolas" w:cs="Times New Roman"/>
@@ -30284,20 +29404,7 @@
           <w:lang w:val="en-US" w:eastAsia="ru-RU"/>
           <w14:ligatures w14:val="none"/>
         </w:rPr>
-        <w:t>add_to_</w:t>
-      </w:r>
-      <w:proofErr w:type="gramStart"/>
-      <w:r>
-        <w:rPr>
-          <w:rFonts w:ascii="Consolas" w:eastAsia="Times New Roman" w:hAnsi="Consolas" w:cs="Times New Roman"/>
-          <w:color w:val="D2A8FF"/>
-          <w:kern w:val="0"/>
-          <w:sz w:val="21"/>
-          <w:szCs w:val="21"/>
-          <w:lang w:val="en-US" w:eastAsia="ru-RU"/>
-          <w14:ligatures w14:val="none"/>
-        </w:rPr>
-        <w:t>queue</w:t>
+        <w:t>add_to_queue</w:t>
       </w:r>
       <w:proofErr w:type="spellEnd"/>
       <w:r>
@@ -30312,7 +29419,6 @@
         </w:rPr>
         <w:t>(</w:t>
       </w:r>
-      <w:proofErr w:type="gramEnd"/>
       <w:r>
         <w:rPr>
           <w:rFonts w:ascii="Consolas" w:eastAsia="Times New Roman" w:hAnsi="Consolas" w:cs="Times New Roman"/>
@@ -30372,7 +29478,7 @@
           <w:kern w:val="0"/>
           <w:sz w:val="21"/>
           <w:szCs w:val="21"/>
-          <w:lang w:eastAsia="ru-RU"/>
+          <w:lang w:val="en-US" w:eastAsia="ru-RU"/>
           <w14:ligatures w14:val="none"/>
         </w:rPr>
       </w:pPr>
@@ -30396,7 +29502,7 @@
           <w:kern w:val="0"/>
           <w:sz w:val="21"/>
           <w:szCs w:val="21"/>
-          <w:lang w:eastAsia="ru-RU"/>
+          <w:lang w:val="en-US" w:eastAsia="ru-RU"/>
           <w14:ligatures w14:val="none"/>
         </w:rPr>
         <w:t>comp</w:t>
@@ -30408,7 +29514,7 @@
           <w:kern w:val="0"/>
           <w:sz w:val="21"/>
           <w:szCs w:val="21"/>
-          <w:lang w:eastAsia="ru-RU"/>
+          <w:lang w:val="en-US" w:eastAsia="ru-RU"/>
           <w14:ligatures w14:val="none"/>
         </w:rPr>
         <w:t>.</w:t>
@@ -30420,23 +29526,10 @@
           <w:kern w:val="0"/>
           <w:sz w:val="21"/>
           <w:szCs w:val="21"/>
-          <w:lang w:eastAsia="ru-RU"/>
-          <w14:ligatures w14:val="none"/>
-        </w:rPr>
-        <w:t>add_to_</w:t>
-      </w:r>
-      <w:proofErr w:type="gramStart"/>
-      <w:r>
-        <w:rPr>
-          <w:rFonts w:ascii="Consolas" w:eastAsia="Times New Roman" w:hAnsi="Consolas" w:cs="Times New Roman"/>
-          <w:color w:val="D2A8FF"/>
-          <w:kern w:val="0"/>
-          <w:sz w:val="21"/>
-          <w:szCs w:val="21"/>
-          <w:lang w:eastAsia="ru-RU"/>
-          <w14:ligatures w14:val="none"/>
-        </w:rPr>
-        <w:t>queue</w:t>
+          <w:lang w:val="en-US" w:eastAsia="ru-RU"/>
+          <w14:ligatures w14:val="none"/>
+        </w:rPr>
+        <w:t>add_to_queue</w:t>
       </w:r>
       <w:proofErr w:type="spellEnd"/>
       <w:r>
@@ -30446,12 +29539,11 @@
           <w:kern w:val="0"/>
           <w:sz w:val="21"/>
           <w:szCs w:val="21"/>
-          <w:lang w:eastAsia="ru-RU"/>
+          <w:lang w:val="en-US" w:eastAsia="ru-RU"/>
           <w14:ligatures w14:val="none"/>
         </w:rPr>
         <w:t>(</w:t>
       </w:r>
-      <w:proofErr w:type="gramEnd"/>
       <w:r>
         <w:rPr>
           <w:rFonts w:ascii="Consolas" w:eastAsia="Times New Roman" w:hAnsi="Consolas" w:cs="Times New Roman"/>
@@ -30459,7 +29551,7 @@
           <w:kern w:val="0"/>
           <w:sz w:val="21"/>
           <w:szCs w:val="21"/>
-          <w:lang w:eastAsia="ru-RU"/>
+          <w:lang w:val="en-US" w:eastAsia="ru-RU"/>
           <w14:ligatures w14:val="none"/>
         </w:rPr>
         <w:t>2</w:t>
@@ -30471,7 +29563,7 @@
           <w:kern w:val="0"/>
           <w:sz w:val="21"/>
           <w:szCs w:val="21"/>
-          <w:lang w:eastAsia="ru-RU"/>
+          <w:lang w:val="en-US" w:eastAsia="ru-RU"/>
           <w14:ligatures w14:val="none"/>
         </w:rPr>
         <w:t xml:space="preserve">, </w:t>
@@ -30483,7 +29575,7 @@
           <w:kern w:val="0"/>
           <w:sz w:val="21"/>
           <w:szCs w:val="21"/>
-          <w:lang w:eastAsia="ru-RU"/>
+          <w:lang w:val="en-US" w:eastAsia="ru-RU"/>
           <w14:ligatures w14:val="none"/>
         </w:rPr>
         <w:t>2</w:t>
@@ -30495,7 +29587,7 @@
           <w:kern w:val="0"/>
           <w:sz w:val="21"/>
           <w:szCs w:val="21"/>
-          <w:lang w:eastAsia="ru-RU"/>
+          <w:lang w:val="en-US" w:eastAsia="ru-RU"/>
           <w14:ligatures w14:val="none"/>
         </w:rPr>
         <w:t>)</w:t>
@@ -30511,7 +29603,7 @@
           <w:kern w:val="0"/>
           <w:sz w:val="21"/>
           <w:szCs w:val="21"/>
-          <w:lang w:eastAsia="ru-RU"/>
+          <w:lang w:val="en-US" w:eastAsia="ru-RU"/>
           <w14:ligatures w14:val="none"/>
         </w:rPr>
       </w:pPr>
@@ -30522,7 +29614,7 @@
           <w:kern w:val="0"/>
           <w:sz w:val="21"/>
           <w:szCs w:val="21"/>
-          <w:lang w:eastAsia="ru-RU"/>
+          <w:lang w:val="en-US" w:eastAsia="ru-RU"/>
           <w14:ligatures w14:val="none"/>
         </w:rPr>
         <w:t xml:space="preserve">    </w:t>
@@ -30535,7 +29627,7 @@
           <w:kern w:val="0"/>
           <w:sz w:val="21"/>
           <w:szCs w:val="21"/>
-          <w:lang w:eastAsia="ru-RU"/>
+          <w:lang w:val="en-US" w:eastAsia="ru-RU"/>
           <w14:ligatures w14:val="none"/>
         </w:rPr>
         <w:t>comp</w:t>
@@ -30547,7 +29639,7 @@
           <w:kern w:val="0"/>
           <w:sz w:val="21"/>
           <w:szCs w:val="21"/>
-          <w:lang w:eastAsia="ru-RU"/>
+          <w:lang w:val="en-US" w:eastAsia="ru-RU"/>
           <w14:ligatures w14:val="none"/>
         </w:rPr>
         <w:t>.</w:t>
@@ -30559,23 +29651,10 @@
           <w:kern w:val="0"/>
           <w:sz w:val="21"/>
           <w:szCs w:val="21"/>
-          <w:lang w:eastAsia="ru-RU"/>
-          <w14:ligatures w14:val="none"/>
-        </w:rPr>
-        <w:t>top_</w:t>
-      </w:r>
-      <w:proofErr w:type="gramStart"/>
-      <w:r>
-        <w:rPr>
-          <w:rFonts w:ascii="Consolas" w:eastAsia="Times New Roman" w:hAnsi="Consolas" w:cs="Times New Roman"/>
-          <w:color w:val="D2A8FF"/>
-          <w:kern w:val="0"/>
-          <w:sz w:val="21"/>
-          <w:szCs w:val="21"/>
-          <w:lang w:eastAsia="ru-RU"/>
-          <w14:ligatures w14:val="none"/>
-        </w:rPr>
-        <w:t>k</w:t>
+          <w:lang w:val="en-US" w:eastAsia="ru-RU"/>
+          <w14:ligatures w14:val="none"/>
+        </w:rPr>
+        <w:t>top_k</w:t>
       </w:r>
       <w:proofErr w:type="spellEnd"/>
       <w:r>
@@ -30585,12 +29664,11 @@
           <w:kern w:val="0"/>
           <w:sz w:val="21"/>
           <w:szCs w:val="21"/>
-          <w:lang w:eastAsia="ru-RU"/>
+          <w:lang w:val="en-US" w:eastAsia="ru-RU"/>
           <w14:ligatures w14:val="none"/>
         </w:rPr>
         <w:t>(</w:t>
       </w:r>
-      <w:proofErr w:type="gramEnd"/>
       <w:r>
         <w:rPr>
           <w:rFonts w:ascii="Consolas" w:eastAsia="Times New Roman" w:hAnsi="Consolas" w:cs="Times New Roman"/>
@@ -30598,7 +29676,7 @@
           <w:kern w:val="0"/>
           <w:sz w:val="21"/>
           <w:szCs w:val="21"/>
-          <w:lang w:eastAsia="ru-RU"/>
+          <w:lang w:val="en-US" w:eastAsia="ru-RU"/>
           <w14:ligatures w14:val="none"/>
         </w:rPr>
         <w:t>3</w:t>
@@ -30610,7 +29688,7 @@
           <w:kern w:val="0"/>
           <w:sz w:val="21"/>
           <w:szCs w:val="21"/>
-          <w:lang w:eastAsia="ru-RU"/>
+          <w:lang w:val="en-US" w:eastAsia="ru-RU"/>
           <w14:ligatures w14:val="none"/>
         </w:rPr>
         <w:t>)</w:t>
@@ -31142,29 +30220,7 @@
           <w:sz w:val="28"/>
           <w:szCs w:val="28"/>
         </w:rPr>
-        <w:t xml:space="preserve">Что означает асимптотическая сложность </w:t>
-      </w:r>
-      <w:proofErr w:type="gramStart"/>
-      <w:r>
-        <w:rPr>
-          <w:rFonts w:ascii="Times New Roman" w:hAnsi="Times New Roman" w:cs="Times New Roman"/>
-          <w:b/>
-          <w:bCs/>
-          <w:sz w:val="28"/>
-          <w:szCs w:val="28"/>
-        </w:rPr>
-        <w:t>O(</w:t>
-      </w:r>
-      <w:proofErr w:type="gramEnd"/>
-      <w:r>
-        <w:rPr>
-          <w:rFonts w:ascii="Times New Roman" w:hAnsi="Times New Roman" w:cs="Times New Roman"/>
-          <w:b/>
-          <w:bCs/>
-          <w:sz w:val="28"/>
-          <w:szCs w:val="28"/>
-        </w:rPr>
-        <w:t>1)?</w:t>
+        <w:t>Что означает асимптотическая сложность O(1)?</w:t>
       </w:r>
       <w:r>
         <w:rPr>
@@ -31215,29 +30271,7 @@
           <w:sz w:val="28"/>
           <w:szCs w:val="28"/>
         </w:rPr>
-        <w:t xml:space="preserve">Почему доступ к элементу списка по известному индексу считается операцией </w:t>
-      </w:r>
-      <w:proofErr w:type="gramStart"/>
-      <w:r>
-        <w:rPr>
-          <w:rFonts w:ascii="Times New Roman" w:hAnsi="Times New Roman" w:cs="Times New Roman"/>
-          <w:b/>
-          <w:bCs/>
-          <w:sz w:val="28"/>
-          <w:szCs w:val="28"/>
-        </w:rPr>
-        <w:t>O(</w:t>
-      </w:r>
-      <w:proofErr w:type="gramEnd"/>
-      <w:r>
-        <w:rPr>
-          <w:rFonts w:ascii="Times New Roman" w:hAnsi="Times New Roman" w:cs="Times New Roman"/>
-          <w:b/>
-          <w:bCs/>
-          <w:sz w:val="28"/>
-          <w:szCs w:val="28"/>
-        </w:rPr>
-        <w:t>1)?</w:t>
+        <w:t>Почему доступ к элементу списка по известному индексу считается операцией O(1)?</w:t>
       </w:r>
       <w:r>
         <w:rPr>
@@ -33658,6 +32692,7 @@
   <w:style w:type="character" w:default="1" w:styleId="a0">
     <w:name w:val="Default Paragraph Font"/>
     <w:uiPriority w:val="1"/>
+    <w:semiHidden/>
     <w:unhideWhenUsed/>
   </w:style>
   <w:style w:type="table" w:default="1" w:styleId="a1">
